--- a/DAA/Docx/lab2.docx
+++ b/DAA/Docx/lab2.docx
@@ -38,17 +38,41 @@
     </w:p>
     <w:p>
       <w:r>
-        <w:t> - To implement Bubble sort and analyze it's complexity</w:t>
-      </w:r>
-    </w:p>
-    <w:p>
-      <w:r>
-        <w:t> - To implement Selection sort and analyze it's complexity</w:t>
-      </w:r>
-    </w:p>
-    <w:p>
-      <w:r>
-        <w:t> - To implement Insertion sort and analyze it's complexity</w:t>
+        <w:t xml:space="preserve"> - To implement Bubble sort and analyze </w:t>
+      </w:r>
+      <w:proofErr w:type="gramStart"/>
+      <w:r>
+        <w:t>it's</w:t>
+      </w:r>
+      <w:proofErr w:type="gramEnd"/>
+      <w:r>
+        <w:t xml:space="preserve"> complexity</w:t>
+      </w:r>
+    </w:p>
+    <w:p>
+      <w:r>
+        <w:t xml:space="preserve"> - To implement Selection sort and analyze </w:t>
+      </w:r>
+      <w:proofErr w:type="gramStart"/>
+      <w:r>
+        <w:t>it's</w:t>
+      </w:r>
+      <w:proofErr w:type="gramEnd"/>
+      <w:r>
+        <w:t xml:space="preserve"> complexity</w:t>
+      </w:r>
+    </w:p>
+    <w:p>
+      <w:r>
+        <w:t xml:space="preserve"> - To implement Insertion sort and analyze </w:t>
+      </w:r>
+      <w:proofErr w:type="gramStart"/>
+      <w:r>
+        <w:t>it's</w:t>
+      </w:r>
+      <w:proofErr w:type="gramEnd"/>
+      <w:r>
+        <w:t xml:space="preserve"> complexity</w:t>
       </w:r>
     </w:p>
     <w:p/>
@@ -128,7 +152,15 @@
         </w:numPr>
       </w:pPr>
       <w:r>
-        <w:t>For i = 0 to n − 2:</w:t>
+        <w:t xml:space="preserve">For </w:t>
+      </w:r>
+      <w:proofErr w:type="spellStart"/>
+      <w:r>
+        <w:t>i</w:t>
+      </w:r>
+      <w:proofErr w:type="spellEnd"/>
+      <w:r>
+        <w:t xml:space="preserve"> = 0 to n − 2:</w:t>
       </w:r>
     </w:p>
     <w:p>
@@ -139,7 +171,15 @@
         </w:numPr>
       </w:pPr>
       <w:r>
-        <w:t>For j = 0 to n − i − 2:</w:t>
+        <w:t xml:space="preserve">For j = 0 to n − </w:t>
+      </w:r>
+      <w:proofErr w:type="spellStart"/>
+      <w:r>
+        <w:t>i</w:t>
+      </w:r>
+      <w:proofErr w:type="spellEnd"/>
+      <w:r>
+        <w:t xml:space="preserve"> − 2:</w:t>
       </w:r>
     </w:p>
     <w:p>
@@ -150,7 +190,23 @@
         </w:numPr>
       </w:pPr>
       <w:r>
-        <w:t>If A[j] &gt; A[j + 1], swap A[j] and A[j + 1].</w:t>
+        <w:t xml:space="preserve">If A[j] &gt; </w:t>
+      </w:r>
+      <w:proofErr w:type="gramStart"/>
+      <w:r>
+        <w:t>A[</w:t>
+      </w:r>
+      <w:proofErr w:type="gramEnd"/>
+      <w:r>
+        <w:t xml:space="preserve">j + 1], swap A[j] and </w:t>
+      </w:r>
+      <w:proofErr w:type="gramStart"/>
+      <w:r>
+        <w:t>A[</w:t>
+      </w:r>
+      <w:proofErr w:type="gramEnd"/>
+      <w:r>
+        <w:t>j + 1].</w:t>
       </w:r>
     </w:p>
     <w:p>
@@ -463,7 +519,15 @@
         </w:numPr>
       </w:pPr>
       <w:r>
-        <w:t>For i = 0 to n − 2:</w:t>
+        <w:t xml:space="preserve">For </w:t>
+      </w:r>
+      <w:proofErr w:type="spellStart"/>
+      <w:r>
+        <w:t>i</w:t>
+      </w:r>
+      <w:proofErr w:type="spellEnd"/>
+      <w:r>
+        <w:t xml:space="preserve"> = 0 to n − 2:</w:t>
       </w:r>
     </w:p>
     <w:p>
@@ -474,7 +538,15 @@
         </w:numPr>
       </w:pPr>
       <w:r>
-        <w:t>Assume the minimum element is at index i.</w:t>
+        <w:t xml:space="preserve">Assume the minimum element is at index </w:t>
+      </w:r>
+      <w:proofErr w:type="spellStart"/>
+      <w:r>
+        <w:t>i</w:t>
+      </w:r>
+      <w:proofErr w:type="spellEnd"/>
+      <w:r>
+        <w:t>.</w:t>
       </w:r>
     </w:p>
     <w:p>
@@ -485,7 +557,15 @@
         </w:numPr>
       </w:pPr>
       <w:r>
-        <w:t>For j = i + 1 to n − 1:</w:t>
+        <w:t xml:space="preserve">For j = </w:t>
+      </w:r>
+      <w:proofErr w:type="spellStart"/>
+      <w:r>
+        <w:t>i</w:t>
+      </w:r>
+      <w:proofErr w:type="spellEnd"/>
+      <w:r>
+        <w:t xml:space="preserve"> + 1 to n − 1:</w:t>
       </w:r>
     </w:p>
     <w:p>
@@ -507,7 +587,15 @@
         </w:numPr>
       </w:pPr>
       <w:r>
-        <w:t>Swap A[i] with A[min].</w:t>
+        <w:t>Swap A[</w:t>
+      </w:r>
+      <w:proofErr w:type="spellStart"/>
+      <w:r>
+        <w:t>i</w:t>
+      </w:r>
+      <w:proofErr w:type="spellEnd"/>
+      <w:r>
+        <w:t>] with A[min].</w:t>
       </w:r>
     </w:p>
     <w:p>
@@ -549,6 +637,62 @@
       </w:pPr>
       <w:r>
         <w:t>Trace</w:t>
+      </w:r>
+    </w:p>
+    <w:p>
+      <w:pPr>
+        <w:jc w:val="center"/>
+      </w:pPr>
+      <w:r>
+        <w:drawing>
+          <wp:inline distT="0" distB="0" distL="0" distR="0" wp14:anchorId="0FA074C2" wp14:editId="026E5BB1">
+            <wp:extent cx="3810532" cy="2152950"/>
+            <wp:effectExtent l="76200" t="76200" r="133350" b="133350"/>
+            <wp:docPr id="1735752378" name="Picture 1"/>
+            <wp:cNvGraphicFramePr>
+              <a:graphicFrameLocks xmlns:a="http://schemas.openxmlformats.org/drawingml/2006/main" noChangeAspect="1"/>
+            </wp:cNvGraphicFramePr>
+            <a:graphic xmlns:a="http://schemas.openxmlformats.org/drawingml/2006/main">
+              <a:graphicData uri="http://schemas.openxmlformats.org/drawingml/2006/picture">
+                <pic:pic xmlns:pic="http://schemas.openxmlformats.org/drawingml/2006/picture">
+                  <pic:nvPicPr>
+                    <pic:cNvPr id="1735752378" name=""/>
+                    <pic:cNvPicPr/>
+                  </pic:nvPicPr>
+                  <pic:blipFill>
+                    <a:blip r:embed="rId6"/>
+                    <a:stretch>
+                      <a:fillRect/>
+                    </a:stretch>
+                  </pic:blipFill>
+                  <pic:spPr>
+                    <a:xfrm>
+                      <a:off x="0" y="0"/>
+                      <a:ext cx="3810532" cy="2152950"/>
+                    </a:xfrm>
+                    <a:prstGeom prst="rect">
+                      <a:avLst/>
+                    </a:prstGeom>
+                    <a:ln w="38100" cap="sq">
+                      <a:solidFill>
+                        <a:srgbClr val="000000"/>
+                      </a:solidFill>
+                      <a:prstDash val="solid"/>
+                      <a:miter lim="800000"/>
+                    </a:ln>
+                    <a:effectLst>
+                      <a:outerShdw blurRad="50800" dist="38100" dir="2700000" algn="tl" rotWithShape="0">
+                        <a:srgbClr val="000000">
+                          <a:alpha val="43000"/>
+                        </a:srgbClr>
+                      </a:outerShdw>
+                    </a:effectLst>
+                  </pic:spPr>
+                </pic:pic>
+              </a:graphicData>
+            </a:graphic>
+          </wp:inline>
+        </w:drawing>
       </w:r>
     </w:p>
     <w:p>
@@ -786,7 +930,15 @@
         </w:numPr>
       </w:pPr>
       <w:r>
-        <w:t xml:space="preserve">  For i = 1 to n − 1:</w:t>
+        <w:t xml:space="preserve">  For </w:t>
+      </w:r>
+      <w:proofErr w:type="spellStart"/>
+      <w:r>
+        <w:t>i</w:t>
+      </w:r>
+      <w:proofErr w:type="spellEnd"/>
+      <w:r>
+        <w:t xml:space="preserve"> = 1 to n − 1:</w:t>
       </w:r>
     </w:p>
     <w:p>
@@ -797,7 +949,15 @@
         </w:numPr>
       </w:pPr>
       <w:r>
-        <w:t>Store A[i] as key.</w:t>
+        <w:t>Store A[</w:t>
+      </w:r>
+      <w:proofErr w:type="spellStart"/>
+      <w:r>
+        <w:t>i</w:t>
+      </w:r>
+      <w:proofErr w:type="spellEnd"/>
+      <w:r>
+        <w:t>] as key.</w:t>
       </w:r>
     </w:p>
     <w:p>
@@ -857,14 +1017,11 @@
         <w:t xml:space="preserve"> Stop.</w:t>
       </w:r>
     </w:p>
-    <w:p/>
-    <w:p/>
-    <w:p/>
-    <w:p/>
-    <w:p/>
-    <w:p/>
-    <w:p/>
-    <w:p/>
+    <w:p>
+      <w:pPr>
+        <w:ind w:left="360"/>
+      </w:pPr>
+    </w:p>
     <w:p>
       <w:pPr>
         <w:pStyle w:val="ListParagraph"/>
@@ -874,7 +1031,6 @@
         </w:numPr>
       </w:pPr>
       <w:r>
-        <w:lastRenderedPageBreak/>
         <w:t>Trace</w:t>
       </w:r>
     </w:p>
@@ -899,7 +1055,7 @@
                     <pic:cNvPicPr/>
                   </pic:nvPicPr>
                   <pic:blipFill rotWithShape="1">
-                    <a:blip r:embed="rId6"/>
+                    <a:blip r:embed="rId7"/>
                     <a:srcRect b="11866"/>
                     <a:stretch>
                       <a:fillRect/>
@@ -1099,6 +1255,14 @@
       </w:pPr>
     </w:p>
     <w:p/>
+    <w:p/>
+    <w:p/>
+    <w:p/>
+    <w:p/>
+    <w:p/>
+    <w:p/>
+    <w:p/>
+    <w:p/>
     <w:p>
       <w:pPr>
         <w:rPr>
@@ -1115,6 +1279,7 @@
           <w:sz w:val="28"/>
           <w:szCs w:val="28"/>
         </w:rPr>
+        <w:lastRenderedPageBreak/>
         <w:t xml:space="preserve">Code: </w:t>
       </w:r>
     </w:p>
@@ -1132,50 +1297,160 @@
           <w:b/>
           <w:bCs/>
         </w:rPr>
-        <w:t>#include &lt;stdio.h&gt;</w:t>
-      </w:r>
-    </w:p>
-    <w:p>
-      <w:pPr>
-        <w:rPr>
-          <w:rFonts w:ascii="Consolas" w:hAnsi="Consolas"/>
-          <w:b/>
-          <w:bCs/>
-        </w:rPr>
-      </w:pPr>
-      <w:r>
-        <w:rPr>
-          <w:rFonts w:ascii="Consolas" w:hAnsi="Consolas"/>
-          <w:b/>
-          <w:bCs/>
-        </w:rPr>
-        <w:t>int n, arr[100], opr, i, j, temp;</w:t>
-      </w:r>
-    </w:p>
-    <w:p>
-      <w:pPr>
-        <w:rPr>
-          <w:rFonts w:ascii="Consolas" w:hAnsi="Consolas"/>
-          <w:b/>
-          <w:bCs/>
-        </w:rPr>
-      </w:pPr>
-    </w:p>
-    <w:p>
-      <w:pPr>
-        <w:rPr>
-          <w:rFonts w:ascii="Consolas" w:hAnsi="Consolas"/>
-          <w:b/>
-          <w:bCs/>
-        </w:rPr>
-      </w:pPr>
-      <w:r>
-        <w:rPr>
-          <w:rFonts w:ascii="Consolas" w:hAnsi="Consolas"/>
-          <w:b/>
-          <w:bCs/>
-        </w:rPr>
-        <w:t>void insertElement()</w:t>
+        <w:t>#include &lt;</w:t>
+      </w:r>
+      <w:proofErr w:type="spellStart"/>
+      <w:r>
+        <w:rPr>
+          <w:rFonts w:ascii="Consolas" w:hAnsi="Consolas"/>
+          <w:b/>
+          <w:bCs/>
+        </w:rPr>
+        <w:t>stdio.h</w:t>
+      </w:r>
+      <w:proofErr w:type="spellEnd"/>
+      <w:r>
+        <w:rPr>
+          <w:rFonts w:ascii="Consolas" w:hAnsi="Consolas"/>
+          <w:b/>
+          <w:bCs/>
+        </w:rPr>
+        <w:t>&gt;</w:t>
+      </w:r>
+    </w:p>
+    <w:p>
+      <w:pPr>
+        <w:rPr>
+          <w:rFonts w:ascii="Consolas" w:hAnsi="Consolas"/>
+          <w:b/>
+          <w:bCs/>
+        </w:rPr>
+      </w:pPr>
+      <w:r>
+        <w:rPr>
+          <w:rFonts w:ascii="Consolas" w:hAnsi="Consolas"/>
+          <w:b/>
+          <w:bCs/>
+        </w:rPr>
+        <w:t xml:space="preserve">int n, </w:t>
+      </w:r>
+      <w:proofErr w:type="spellStart"/>
+      <w:proofErr w:type="gramStart"/>
+      <w:r>
+        <w:rPr>
+          <w:rFonts w:ascii="Consolas" w:hAnsi="Consolas"/>
+          <w:b/>
+          <w:bCs/>
+        </w:rPr>
+        <w:t>arr</w:t>
+      </w:r>
+      <w:proofErr w:type="spellEnd"/>
+      <w:r>
+        <w:rPr>
+          <w:rFonts w:ascii="Consolas" w:hAnsi="Consolas"/>
+          <w:b/>
+          <w:bCs/>
+        </w:rPr>
+        <w:t>[</w:t>
+      </w:r>
+      <w:proofErr w:type="gramEnd"/>
+      <w:r>
+        <w:rPr>
+          <w:rFonts w:ascii="Consolas" w:hAnsi="Consolas"/>
+          <w:b/>
+          <w:bCs/>
+        </w:rPr>
+        <w:t xml:space="preserve">100], </w:t>
+      </w:r>
+      <w:proofErr w:type="spellStart"/>
+      <w:r>
+        <w:rPr>
+          <w:rFonts w:ascii="Consolas" w:hAnsi="Consolas"/>
+          <w:b/>
+          <w:bCs/>
+        </w:rPr>
+        <w:t>opr</w:t>
+      </w:r>
+      <w:proofErr w:type="spellEnd"/>
+      <w:r>
+        <w:rPr>
+          <w:rFonts w:ascii="Consolas" w:hAnsi="Consolas"/>
+          <w:b/>
+          <w:bCs/>
+        </w:rPr>
+        <w:t xml:space="preserve">, </w:t>
+      </w:r>
+      <w:proofErr w:type="spellStart"/>
+      <w:r>
+        <w:rPr>
+          <w:rFonts w:ascii="Consolas" w:hAnsi="Consolas"/>
+          <w:b/>
+          <w:bCs/>
+        </w:rPr>
+        <w:t>i</w:t>
+      </w:r>
+      <w:proofErr w:type="spellEnd"/>
+      <w:r>
+        <w:rPr>
+          <w:rFonts w:ascii="Consolas" w:hAnsi="Consolas"/>
+          <w:b/>
+          <w:bCs/>
+        </w:rPr>
+        <w:t>, j, temp;</w:t>
+      </w:r>
+    </w:p>
+    <w:p>
+      <w:pPr>
+        <w:rPr>
+          <w:rFonts w:ascii="Consolas" w:hAnsi="Consolas"/>
+          <w:b/>
+          <w:bCs/>
+        </w:rPr>
+      </w:pPr>
+    </w:p>
+    <w:p>
+      <w:pPr>
+        <w:rPr>
+          <w:rFonts w:ascii="Consolas" w:hAnsi="Consolas"/>
+          <w:b/>
+          <w:bCs/>
+        </w:rPr>
+      </w:pPr>
+      <w:r>
+        <w:rPr>
+          <w:rFonts w:ascii="Consolas" w:hAnsi="Consolas"/>
+          <w:b/>
+          <w:bCs/>
+        </w:rPr>
+        <w:t xml:space="preserve">void </w:t>
+      </w:r>
+      <w:proofErr w:type="spellStart"/>
+      <w:proofErr w:type="gramStart"/>
+      <w:r>
+        <w:rPr>
+          <w:rFonts w:ascii="Consolas" w:hAnsi="Consolas"/>
+          <w:b/>
+          <w:bCs/>
+        </w:rPr>
+        <w:t>insertElement</w:t>
+      </w:r>
+      <w:proofErr w:type="spellEnd"/>
+      <w:r>
+        <w:rPr>
+          <w:rFonts w:ascii="Consolas" w:hAnsi="Consolas"/>
+          <w:b/>
+          <w:bCs/>
+        </w:rPr>
+        <w:t>(</w:t>
+      </w:r>
+      <w:proofErr w:type="gramEnd"/>
+      <w:r>
+        <w:rPr>
+          <w:rFonts w:ascii="Consolas" w:hAnsi="Consolas"/>
+          <w:b/>
+          <w:bCs/>
+        </w:rPr>
+        <w:t>)</w:t>
       </w:r>
     </w:p>
     <w:p>
@@ -1209,59 +1484,791 @@
           <w:b/>
           <w:bCs/>
         </w:rPr>
-        <w:t>    printf("Enter the size of array: ");</w:t>
-      </w:r>
-    </w:p>
-    <w:p>
-      <w:pPr>
-        <w:rPr>
-          <w:rFonts w:ascii="Consolas" w:hAnsi="Consolas"/>
-          <w:b/>
-          <w:bCs/>
-        </w:rPr>
-      </w:pPr>
-      <w:r>
-        <w:rPr>
-          <w:rFonts w:ascii="Consolas" w:hAnsi="Consolas"/>
-          <w:b/>
-          <w:bCs/>
-        </w:rPr>
-        <w:t>    scanf("%d", &amp;n);</w:t>
-      </w:r>
-    </w:p>
-    <w:p>
-      <w:pPr>
-        <w:rPr>
-          <w:rFonts w:ascii="Consolas" w:hAnsi="Consolas"/>
-          <w:b/>
-          <w:bCs/>
-        </w:rPr>
-      </w:pPr>
-      <w:r>
-        <w:rPr>
-          <w:rFonts w:ascii="Consolas" w:hAnsi="Consolas"/>
-          <w:b/>
-          <w:bCs/>
-        </w:rPr>
-        <w:t>    printf("Enter %d elements: \n", n);</w:t>
-      </w:r>
-    </w:p>
-    <w:p>
-      <w:pPr>
-        <w:rPr>
-          <w:rFonts w:ascii="Consolas" w:hAnsi="Consolas"/>
-          <w:b/>
-          <w:bCs/>
-        </w:rPr>
-      </w:pPr>
-      <w:r>
-        <w:rPr>
-          <w:rFonts w:ascii="Consolas" w:hAnsi="Consolas"/>
-          <w:b/>
-          <w:bCs/>
-        </w:rPr>
-        <w:t>    for (i = 0; i &lt; n; i++)</w:t>
-      </w:r>
+        <w:t xml:space="preserve">    </w:t>
+      </w:r>
+      <w:proofErr w:type="spellStart"/>
+      <w:proofErr w:type="gramStart"/>
+      <w:r>
+        <w:rPr>
+          <w:rFonts w:ascii="Consolas" w:hAnsi="Consolas"/>
+          <w:b/>
+          <w:bCs/>
+        </w:rPr>
+        <w:t>printf</w:t>
+      </w:r>
+      <w:proofErr w:type="spellEnd"/>
+      <w:r>
+        <w:rPr>
+          <w:rFonts w:ascii="Consolas" w:hAnsi="Consolas"/>
+          <w:b/>
+          <w:bCs/>
+        </w:rPr>
+        <w:t>(</w:t>
+      </w:r>
+      <w:proofErr w:type="gramEnd"/>
+      <w:r>
+        <w:rPr>
+          <w:rFonts w:ascii="Consolas" w:hAnsi="Consolas"/>
+          <w:b/>
+          <w:bCs/>
+        </w:rPr>
+        <w:t>"Enter the size of array: ");</w:t>
+      </w:r>
+    </w:p>
+    <w:p>
+      <w:pPr>
+        <w:rPr>
+          <w:rFonts w:ascii="Consolas" w:hAnsi="Consolas"/>
+          <w:b/>
+          <w:bCs/>
+        </w:rPr>
+      </w:pPr>
+      <w:r>
+        <w:rPr>
+          <w:rFonts w:ascii="Consolas" w:hAnsi="Consolas"/>
+          <w:b/>
+          <w:bCs/>
+        </w:rPr>
+        <w:t xml:space="preserve">    </w:t>
+      </w:r>
+      <w:proofErr w:type="spellStart"/>
+      <w:proofErr w:type="gramStart"/>
+      <w:r>
+        <w:rPr>
+          <w:rFonts w:ascii="Consolas" w:hAnsi="Consolas"/>
+          <w:b/>
+          <w:bCs/>
+        </w:rPr>
+        <w:t>scanf</w:t>
+      </w:r>
+      <w:proofErr w:type="spellEnd"/>
+      <w:r>
+        <w:rPr>
+          <w:rFonts w:ascii="Consolas" w:hAnsi="Consolas"/>
+          <w:b/>
+          <w:bCs/>
+        </w:rPr>
+        <w:t>(</w:t>
+      </w:r>
+      <w:proofErr w:type="gramEnd"/>
+      <w:r>
+        <w:rPr>
+          <w:rFonts w:ascii="Consolas" w:hAnsi="Consolas"/>
+          <w:b/>
+          <w:bCs/>
+        </w:rPr>
+        <w:t>"%d", &amp;n);</w:t>
+      </w:r>
+    </w:p>
+    <w:p>
+      <w:pPr>
+        <w:rPr>
+          <w:rFonts w:ascii="Consolas" w:hAnsi="Consolas"/>
+          <w:b/>
+          <w:bCs/>
+        </w:rPr>
+      </w:pPr>
+      <w:r>
+        <w:rPr>
+          <w:rFonts w:ascii="Consolas" w:hAnsi="Consolas"/>
+          <w:b/>
+          <w:bCs/>
+        </w:rPr>
+        <w:t xml:space="preserve">    </w:t>
+      </w:r>
+      <w:proofErr w:type="spellStart"/>
+      <w:proofErr w:type="gramStart"/>
+      <w:r>
+        <w:rPr>
+          <w:rFonts w:ascii="Consolas" w:hAnsi="Consolas"/>
+          <w:b/>
+          <w:bCs/>
+        </w:rPr>
+        <w:t>printf</w:t>
+      </w:r>
+      <w:proofErr w:type="spellEnd"/>
+      <w:r>
+        <w:rPr>
+          <w:rFonts w:ascii="Consolas" w:hAnsi="Consolas"/>
+          <w:b/>
+          <w:bCs/>
+        </w:rPr>
+        <w:t>(</w:t>
+      </w:r>
+      <w:proofErr w:type="gramEnd"/>
+      <w:r>
+        <w:rPr>
+          <w:rFonts w:ascii="Consolas" w:hAnsi="Consolas"/>
+          <w:b/>
+          <w:bCs/>
+        </w:rPr>
+        <w:t>"Enter %d elements: \n", n);</w:t>
+      </w:r>
+    </w:p>
+    <w:p>
+      <w:pPr>
+        <w:rPr>
+          <w:rFonts w:ascii="Consolas" w:hAnsi="Consolas"/>
+          <w:b/>
+          <w:bCs/>
+        </w:rPr>
+      </w:pPr>
+      <w:r>
+        <w:rPr>
+          <w:rFonts w:ascii="Consolas" w:hAnsi="Consolas"/>
+          <w:b/>
+          <w:bCs/>
+        </w:rPr>
+        <w:t>    for (</w:t>
+      </w:r>
+      <w:proofErr w:type="spellStart"/>
+      <w:r>
+        <w:rPr>
+          <w:rFonts w:ascii="Consolas" w:hAnsi="Consolas"/>
+          <w:b/>
+          <w:bCs/>
+        </w:rPr>
+        <w:t>i</w:t>
+      </w:r>
+      <w:proofErr w:type="spellEnd"/>
+      <w:r>
+        <w:rPr>
+          <w:rFonts w:ascii="Consolas" w:hAnsi="Consolas"/>
+          <w:b/>
+          <w:bCs/>
+        </w:rPr>
+        <w:t xml:space="preserve"> = 0; </w:t>
+      </w:r>
+      <w:proofErr w:type="spellStart"/>
+      <w:r>
+        <w:rPr>
+          <w:rFonts w:ascii="Consolas" w:hAnsi="Consolas"/>
+          <w:b/>
+          <w:bCs/>
+        </w:rPr>
+        <w:t>i</w:t>
+      </w:r>
+      <w:proofErr w:type="spellEnd"/>
+      <w:r>
+        <w:rPr>
+          <w:rFonts w:ascii="Consolas" w:hAnsi="Consolas"/>
+          <w:b/>
+          <w:bCs/>
+        </w:rPr>
+        <w:t xml:space="preserve"> &lt; n; </w:t>
+      </w:r>
+      <w:proofErr w:type="spellStart"/>
+      <w:r>
+        <w:rPr>
+          <w:rFonts w:ascii="Consolas" w:hAnsi="Consolas"/>
+          <w:b/>
+          <w:bCs/>
+        </w:rPr>
+        <w:t>i</w:t>
+      </w:r>
+      <w:proofErr w:type="spellEnd"/>
+      <w:r>
+        <w:rPr>
+          <w:rFonts w:ascii="Consolas" w:hAnsi="Consolas"/>
+          <w:b/>
+          <w:bCs/>
+        </w:rPr>
+        <w:t>++)</w:t>
+      </w:r>
+    </w:p>
+    <w:p>
+      <w:pPr>
+        <w:rPr>
+          <w:rFonts w:ascii="Consolas" w:hAnsi="Consolas"/>
+          <w:b/>
+          <w:bCs/>
+        </w:rPr>
+      </w:pPr>
+      <w:r>
+        <w:rPr>
+          <w:rFonts w:ascii="Consolas" w:hAnsi="Consolas"/>
+          <w:b/>
+          <w:bCs/>
+        </w:rPr>
+        <w:t>    {</w:t>
+      </w:r>
+    </w:p>
+    <w:p>
+      <w:pPr>
+        <w:rPr>
+          <w:rFonts w:ascii="Consolas" w:hAnsi="Consolas"/>
+          <w:b/>
+          <w:bCs/>
+        </w:rPr>
+      </w:pPr>
+      <w:r>
+        <w:rPr>
+          <w:rFonts w:ascii="Consolas" w:hAnsi="Consolas"/>
+          <w:b/>
+          <w:bCs/>
+        </w:rPr>
+        <w:t xml:space="preserve">        </w:t>
+      </w:r>
+      <w:proofErr w:type="spellStart"/>
+      <w:proofErr w:type="gramStart"/>
+      <w:r>
+        <w:rPr>
+          <w:rFonts w:ascii="Consolas" w:hAnsi="Consolas"/>
+          <w:b/>
+          <w:bCs/>
+        </w:rPr>
+        <w:t>scanf</w:t>
+      </w:r>
+      <w:proofErr w:type="spellEnd"/>
+      <w:r>
+        <w:rPr>
+          <w:rFonts w:ascii="Consolas" w:hAnsi="Consolas"/>
+          <w:b/>
+          <w:bCs/>
+        </w:rPr>
+        <w:t>(</w:t>
+      </w:r>
+      <w:proofErr w:type="gramEnd"/>
+      <w:r>
+        <w:rPr>
+          <w:rFonts w:ascii="Consolas" w:hAnsi="Consolas"/>
+          <w:b/>
+          <w:bCs/>
+        </w:rPr>
+        <w:t>"%d", &amp;</w:t>
+      </w:r>
+      <w:proofErr w:type="spellStart"/>
+      <w:r>
+        <w:rPr>
+          <w:rFonts w:ascii="Consolas" w:hAnsi="Consolas"/>
+          <w:b/>
+          <w:bCs/>
+        </w:rPr>
+        <w:t>arr</w:t>
+      </w:r>
+      <w:proofErr w:type="spellEnd"/>
+      <w:r>
+        <w:rPr>
+          <w:rFonts w:ascii="Consolas" w:hAnsi="Consolas"/>
+          <w:b/>
+          <w:bCs/>
+        </w:rPr>
+        <w:t>[</w:t>
+      </w:r>
+      <w:proofErr w:type="spellStart"/>
+      <w:r>
+        <w:rPr>
+          <w:rFonts w:ascii="Consolas" w:hAnsi="Consolas"/>
+          <w:b/>
+          <w:bCs/>
+        </w:rPr>
+        <w:t>i</w:t>
+      </w:r>
+      <w:proofErr w:type="spellEnd"/>
+      <w:r>
+        <w:rPr>
+          <w:rFonts w:ascii="Consolas" w:hAnsi="Consolas"/>
+          <w:b/>
+          <w:bCs/>
+        </w:rPr>
+        <w:t>]);</w:t>
+      </w:r>
+    </w:p>
+    <w:p>
+      <w:pPr>
+        <w:rPr>
+          <w:rFonts w:ascii="Consolas" w:hAnsi="Consolas"/>
+          <w:b/>
+          <w:bCs/>
+        </w:rPr>
+      </w:pPr>
+      <w:r>
+        <w:rPr>
+          <w:rFonts w:ascii="Consolas" w:hAnsi="Consolas"/>
+          <w:b/>
+          <w:bCs/>
+        </w:rPr>
+        <w:t>    }</w:t>
+      </w:r>
+    </w:p>
+    <w:p>
+      <w:pPr>
+        <w:rPr>
+          <w:rFonts w:ascii="Consolas" w:hAnsi="Consolas"/>
+          <w:b/>
+          <w:bCs/>
+        </w:rPr>
+      </w:pPr>
+      <w:r>
+        <w:rPr>
+          <w:rFonts w:ascii="Consolas" w:hAnsi="Consolas"/>
+          <w:b/>
+          <w:bCs/>
+        </w:rPr>
+        <w:t>}</w:t>
+      </w:r>
+    </w:p>
+    <w:p>
+      <w:pPr>
+        <w:rPr>
+          <w:rFonts w:ascii="Consolas" w:hAnsi="Consolas"/>
+          <w:b/>
+          <w:bCs/>
+        </w:rPr>
+      </w:pPr>
+      <w:r>
+        <w:rPr>
+          <w:rFonts w:ascii="Consolas" w:hAnsi="Consolas"/>
+          <w:b/>
+          <w:bCs/>
+        </w:rPr>
+        <w:t xml:space="preserve">void </w:t>
+      </w:r>
+      <w:proofErr w:type="spellStart"/>
+      <w:proofErr w:type="gramStart"/>
+      <w:r>
+        <w:rPr>
+          <w:rFonts w:ascii="Consolas" w:hAnsi="Consolas"/>
+          <w:b/>
+          <w:bCs/>
+        </w:rPr>
+        <w:t>displayElement</w:t>
+      </w:r>
+      <w:proofErr w:type="spellEnd"/>
+      <w:r>
+        <w:rPr>
+          <w:rFonts w:ascii="Consolas" w:hAnsi="Consolas"/>
+          <w:b/>
+          <w:bCs/>
+        </w:rPr>
+        <w:t>(</w:t>
+      </w:r>
+      <w:proofErr w:type="gramEnd"/>
+      <w:r>
+        <w:rPr>
+          <w:rFonts w:ascii="Consolas" w:hAnsi="Consolas"/>
+          <w:b/>
+          <w:bCs/>
+        </w:rPr>
+        <w:t>)</w:t>
+      </w:r>
+    </w:p>
+    <w:p>
+      <w:pPr>
+        <w:rPr>
+          <w:rFonts w:ascii="Consolas" w:hAnsi="Consolas"/>
+          <w:b/>
+          <w:bCs/>
+        </w:rPr>
+      </w:pPr>
+      <w:r>
+        <w:rPr>
+          <w:rFonts w:ascii="Consolas" w:hAnsi="Consolas"/>
+          <w:b/>
+          <w:bCs/>
+        </w:rPr>
+        <w:t>{</w:t>
+      </w:r>
+    </w:p>
+    <w:p>
+      <w:pPr>
+        <w:rPr>
+          <w:rFonts w:ascii="Consolas" w:hAnsi="Consolas"/>
+          <w:b/>
+          <w:bCs/>
+        </w:rPr>
+      </w:pPr>
+      <w:r>
+        <w:rPr>
+          <w:rFonts w:ascii="Consolas" w:hAnsi="Consolas"/>
+          <w:b/>
+          <w:bCs/>
+        </w:rPr>
+        <w:t xml:space="preserve">    </w:t>
+      </w:r>
+      <w:proofErr w:type="spellStart"/>
+      <w:proofErr w:type="gramStart"/>
+      <w:r>
+        <w:rPr>
+          <w:rFonts w:ascii="Consolas" w:hAnsi="Consolas"/>
+          <w:b/>
+          <w:bCs/>
+        </w:rPr>
+        <w:t>printf</w:t>
+      </w:r>
+      <w:proofErr w:type="spellEnd"/>
+      <w:r>
+        <w:rPr>
+          <w:rFonts w:ascii="Consolas" w:hAnsi="Consolas"/>
+          <w:b/>
+          <w:bCs/>
+        </w:rPr>
+        <w:t>(</w:t>
+      </w:r>
+      <w:proofErr w:type="gramEnd"/>
+      <w:r>
+        <w:rPr>
+          <w:rFonts w:ascii="Consolas" w:hAnsi="Consolas"/>
+          <w:b/>
+          <w:bCs/>
+        </w:rPr>
+        <w:t>"array: ");</w:t>
+      </w:r>
+    </w:p>
+    <w:p>
+      <w:pPr>
+        <w:rPr>
+          <w:rFonts w:ascii="Consolas" w:hAnsi="Consolas"/>
+          <w:b/>
+          <w:bCs/>
+        </w:rPr>
+      </w:pPr>
+      <w:r>
+        <w:rPr>
+          <w:rFonts w:ascii="Consolas" w:hAnsi="Consolas"/>
+          <w:b/>
+          <w:bCs/>
+        </w:rPr>
+        <w:t xml:space="preserve">    </w:t>
+      </w:r>
+      <w:proofErr w:type="spellStart"/>
+      <w:proofErr w:type="gramStart"/>
+      <w:r>
+        <w:rPr>
+          <w:rFonts w:ascii="Consolas" w:hAnsi="Consolas"/>
+          <w:b/>
+          <w:bCs/>
+        </w:rPr>
+        <w:t>printf</w:t>
+      </w:r>
+      <w:proofErr w:type="spellEnd"/>
+      <w:r>
+        <w:rPr>
+          <w:rFonts w:ascii="Consolas" w:hAnsi="Consolas"/>
+          <w:b/>
+          <w:bCs/>
+        </w:rPr>
+        <w:t>(</w:t>
+      </w:r>
+      <w:proofErr w:type="gramEnd"/>
+      <w:r>
+        <w:rPr>
+          <w:rFonts w:ascii="Consolas" w:hAnsi="Consolas"/>
+          <w:b/>
+          <w:bCs/>
+        </w:rPr>
+        <w:t>"[ ");</w:t>
+      </w:r>
+    </w:p>
+    <w:p>
+      <w:pPr>
+        <w:rPr>
+          <w:rFonts w:ascii="Consolas" w:hAnsi="Consolas"/>
+          <w:b/>
+          <w:bCs/>
+        </w:rPr>
+      </w:pPr>
+      <w:r>
+        <w:rPr>
+          <w:rFonts w:ascii="Consolas" w:hAnsi="Consolas"/>
+          <w:b/>
+          <w:bCs/>
+        </w:rPr>
+        <w:t>    for (</w:t>
+      </w:r>
+      <w:proofErr w:type="spellStart"/>
+      <w:r>
+        <w:rPr>
+          <w:rFonts w:ascii="Consolas" w:hAnsi="Consolas"/>
+          <w:b/>
+          <w:bCs/>
+        </w:rPr>
+        <w:t>i</w:t>
+      </w:r>
+      <w:proofErr w:type="spellEnd"/>
+      <w:r>
+        <w:rPr>
+          <w:rFonts w:ascii="Consolas" w:hAnsi="Consolas"/>
+          <w:b/>
+          <w:bCs/>
+        </w:rPr>
+        <w:t xml:space="preserve"> = 0; </w:t>
+      </w:r>
+      <w:proofErr w:type="spellStart"/>
+      <w:r>
+        <w:rPr>
+          <w:rFonts w:ascii="Consolas" w:hAnsi="Consolas"/>
+          <w:b/>
+          <w:bCs/>
+        </w:rPr>
+        <w:t>i</w:t>
+      </w:r>
+      <w:proofErr w:type="spellEnd"/>
+      <w:r>
+        <w:rPr>
+          <w:rFonts w:ascii="Consolas" w:hAnsi="Consolas"/>
+          <w:b/>
+          <w:bCs/>
+        </w:rPr>
+        <w:t xml:space="preserve"> &lt; n; </w:t>
+      </w:r>
+      <w:proofErr w:type="spellStart"/>
+      <w:r>
+        <w:rPr>
+          <w:rFonts w:ascii="Consolas" w:hAnsi="Consolas"/>
+          <w:b/>
+          <w:bCs/>
+        </w:rPr>
+        <w:t>i</w:t>
+      </w:r>
+      <w:proofErr w:type="spellEnd"/>
+      <w:r>
+        <w:rPr>
+          <w:rFonts w:ascii="Consolas" w:hAnsi="Consolas"/>
+          <w:b/>
+          <w:bCs/>
+        </w:rPr>
+        <w:t>++)</w:t>
+      </w:r>
+    </w:p>
+    <w:p>
+      <w:pPr>
+        <w:rPr>
+          <w:rFonts w:ascii="Consolas" w:hAnsi="Consolas"/>
+          <w:b/>
+          <w:bCs/>
+        </w:rPr>
+      </w:pPr>
+      <w:r>
+        <w:rPr>
+          <w:rFonts w:ascii="Consolas" w:hAnsi="Consolas"/>
+          <w:b/>
+          <w:bCs/>
+        </w:rPr>
+        <w:t>    {</w:t>
+      </w:r>
+    </w:p>
+    <w:p>
+      <w:pPr>
+        <w:rPr>
+          <w:rFonts w:ascii="Consolas" w:hAnsi="Consolas"/>
+          <w:b/>
+          <w:bCs/>
+        </w:rPr>
+      </w:pPr>
+      <w:r>
+        <w:rPr>
+          <w:rFonts w:ascii="Consolas" w:hAnsi="Consolas"/>
+          <w:b/>
+          <w:bCs/>
+        </w:rPr>
+        <w:t xml:space="preserve">        </w:t>
+      </w:r>
+      <w:proofErr w:type="spellStart"/>
+      <w:proofErr w:type="gramStart"/>
+      <w:r>
+        <w:rPr>
+          <w:rFonts w:ascii="Consolas" w:hAnsi="Consolas"/>
+          <w:b/>
+          <w:bCs/>
+        </w:rPr>
+        <w:t>printf</w:t>
+      </w:r>
+      <w:proofErr w:type="spellEnd"/>
+      <w:r>
+        <w:rPr>
+          <w:rFonts w:ascii="Consolas" w:hAnsi="Consolas"/>
+          <w:b/>
+          <w:bCs/>
+        </w:rPr>
+        <w:t>(</w:t>
+      </w:r>
+      <w:proofErr w:type="gramEnd"/>
+      <w:r>
+        <w:rPr>
+          <w:rFonts w:ascii="Consolas" w:hAnsi="Consolas"/>
+          <w:b/>
+          <w:bCs/>
+        </w:rPr>
+        <w:t>"%</w:t>
+      </w:r>
+      <w:proofErr w:type="gramStart"/>
+      <w:r>
+        <w:rPr>
+          <w:rFonts w:ascii="Consolas" w:hAnsi="Consolas"/>
+          <w:b/>
+          <w:bCs/>
+        </w:rPr>
+        <w:t>d  "</w:t>
+      </w:r>
+      <w:proofErr w:type="gramEnd"/>
+      <w:r>
+        <w:rPr>
+          <w:rFonts w:ascii="Consolas" w:hAnsi="Consolas"/>
+          <w:b/>
+          <w:bCs/>
+        </w:rPr>
+        <w:t xml:space="preserve">, </w:t>
+      </w:r>
+      <w:proofErr w:type="spellStart"/>
+      <w:r>
+        <w:rPr>
+          <w:rFonts w:ascii="Consolas" w:hAnsi="Consolas"/>
+          <w:b/>
+          <w:bCs/>
+        </w:rPr>
+        <w:t>arr</w:t>
+      </w:r>
+      <w:proofErr w:type="spellEnd"/>
+      <w:r>
+        <w:rPr>
+          <w:rFonts w:ascii="Consolas" w:hAnsi="Consolas"/>
+          <w:b/>
+          <w:bCs/>
+        </w:rPr>
+        <w:t>[</w:t>
+      </w:r>
+      <w:proofErr w:type="spellStart"/>
+      <w:r>
+        <w:rPr>
+          <w:rFonts w:ascii="Consolas" w:hAnsi="Consolas"/>
+          <w:b/>
+          <w:bCs/>
+        </w:rPr>
+        <w:t>i</w:t>
+      </w:r>
+      <w:proofErr w:type="spellEnd"/>
+      <w:r>
+        <w:rPr>
+          <w:rFonts w:ascii="Consolas" w:hAnsi="Consolas"/>
+          <w:b/>
+          <w:bCs/>
+        </w:rPr>
+        <w:t>]);</w:t>
+      </w:r>
+    </w:p>
+    <w:p>
+      <w:pPr>
+        <w:rPr>
+          <w:rFonts w:ascii="Consolas" w:hAnsi="Consolas"/>
+          <w:b/>
+          <w:bCs/>
+        </w:rPr>
+      </w:pPr>
+      <w:r>
+        <w:rPr>
+          <w:rFonts w:ascii="Consolas" w:hAnsi="Consolas"/>
+          <w:b/>
+          <w:bCs/>
+        </w:rPr>
+        <w:t>    }</w:t>
+      </w:r>
+    </w:p>
+    <w:p>
+      <w:pPr>
+        <w:rPr>
+          <w:rFonts w:ascii="Consolas" w:hAnsi="Consolas"/>
+          <w:b/>
+          <w:bCs/>
+        </w:rPr>
+      </w:pPr>
+      <w:r>
+        <w:rPr>
+          <w:rFonts w:ascii="Consolas" w:hAnsi="Consolas"/>
+          <w:b/>
+          <w:bCs/>
+        </w:rPr>
+        <w:t>     </w:t>
+      </w:r>
+      <w:proofErr w:type="spellStart"/>
+      <w:proofErr w:type="gramStart"/>
+      <w:r>
+        <w:rPr>
+          <w:rFonts w:ascii="Consolas" w:hAnsi="Consolas"/>
+          <w:b/>
+          <w:bCs/>
+        </w:rPr>
+        <w:t>printf</w:t>
+      </w:r>
+      <w:proofErr w:type="spellEnd"/>
+      <w:r>
+        <w:rPr>
+          <w:rFonts w:ascii="Consolas" w:hAnsi="Consolas"/>
+          <w:b/>
+          <w:bCs/>
+        </w:rPr>
+        <w:t>(</w:t>
+      </w:r>
+      <w:proofErr w:type="gramEnd"/>
+      <w:r>
+        <w:rPr>
+          <w:rFonts w:ascii="Consolas" w:hAnsi="Consolas"/>
+          <w:b/>
+          <w:bCs/>
+        </w:rPr>
+        <w:t>"]");</w:t>
+      </w:r>
+    </w:p>
+    <w:p>
+      <w:pPr>
+        <w:rPr>
+          <w:rFonts w:ascii="Consolas" w:hAnsi="Consolas"/>
+          <w:b/>
+          <w:bCs/>
+        </w:rPr>
+      </w:pPr>
+      <w:r>
+        <w:rPr>
+          <w:rFonts w:ascii="Consolas" w:hAnsi="Consolas"/>
+          <w:b/>
+          <w:bCs/>
+        </w:rPr>
+        <w:t xml:space="preserve">    </w:t>
+      </w:r>
+      <w:proofErr w:type="spellStart"/>
+      <w:r>
+        <w:rPr>
+          <w:rFonts w:ascii="Consolas" w:hAnsi="Consolas"/>
+          <w:b/>
+          <w:bCs/>
+        </w:rPr>
+        <w:t>printf</w:t>
+      </w:r>
+      <w:proofErr w:type="spellEnd"/>
+      <w:r>
+        <w:rPr>
+          <w:rFonts w:ascii="Consolas" w:hAnsi="Consolas"/>
+          <w:b/>
+          <w:bCs/>
+        </w:rPr>
+        <w:t>("\n");</w:t>
+      </w:r>
+    </w:p>
+    <w:p>
+      <w:pPr>
+        <w:rPr>
+          <w:rFonts w:ascii="Consolas" w:hAnsi="Consolas"/>
+          <w:b/>
+          <w:bCs/>
+        </w:rPr>
+      </w:pPr>
+      <w:r>
+        <w:rPr>
+          <w:rFonts w:ascii="Consolas" w:hAnsi="Consolas"/>
+          <w:b/>
+          <w:bCs/>
+        </w:rPr>
+        <w:t>}</w:t>
+      </w:r>
+    </w:p>
+    <w:p>
+      <w:pPr>
+        <w:rPr>
+          <w:rFonts w:ascii="Consolas" w:hAnsi="Consolas"/>
+          <w:b/>
+          <w:bCs/>
+        </w:rPr>
+      </w:pPr>
     </w:p>
     <w:p>
       <w:pPr>
@@ -1278,6 +2285,165 @@
           <w:bCs/>
         </w:rPr>
         <w:lastRenderedPageBreak/>
+        <w:t xml:space="preserve"> </w:t>
+      </w:r>
+      <w:r>
+        <w:rPr>
+          <w:rFonts w:ascii="Consolas" w:hAnsi="Consolas"/>
+          <w:b/>
+          <w:bCs/>
+        </w:rPr>
+        <w:t xml:space="preserve">void </w:t>
+      </w:r>
+      <w:proofErr w:type="spellStart"/>
+      <w:proofErr w:type="gramStart"/>
+      <w:r>
+        <w:rPr>
+          <w:rFonts w:ascii="Consolas" w:hAnsi="Consolas"/>
+          <w:b/>
+          <w:bCs/>
+        </w:rPr>
+        <w:t>bubbleSort</w:t>
+      </w:r>
+      <w:proofErr w:type="spellEnd"/>
+      <w:r>
+        <w:rPr>
+          <w:rFonts w:ascii="Consolas" w:hAnsi="Consolas"/>
+          <w:b/>
+          <w:bCs/>
+        </w:rPr>
+        <w:t>(</w:t>
+      </w:r>
+      <w:proofErr w:type="gramEnd"/>
+      <w:r>
+        <w:rPr>
+          <w:rFonts w:ascii="Consolas" w:hAnsi="Consolas"/>
+          <w:b/>
+          <w:bCs/>
+        </w:rPr>
+        <w:t>)</w:t>
+      </w:r>
+    </w:p>
+    <w:p>
+      <w:pPr>
+        <w:rPr>
+          <w:rFonts w:ascii="Consolas" w:hAnsi="Consolas"/>
+          <w:b/>
+          <w:bCs/>
+        </w:rPr>
+      </w:pPr>
+      <w:r>
+        <w:rPr>
+          <w:rFonts w:ascii="Consolas" w:hAnsi="Consolas"/>
+          <w:b/>
+          <w:bCs/>
+        </w:rPr>
+        <w:t>{</w:t>
+      </w:r>
+    </w:p>
+    <w:p>
+      <w:pPr>
+        <w:rPr>
+          <w:rFonts w:ascii="Consolas" w:hAnsi="Consolas"/>
+          <w:b/>
+          <w:bCs/>
+        </w:rPr>
+      </w:pPr>
+      <w:r>
+        <w:rPr>
+          <w:rFonts w:ascii="Consolas" w:hAnsi="Consolas"/>
+          <w:b/>
+          <w:bCs/>
+        </w:rPr>
+        <w:t>    for (</w:t>
+      </w:r>
+      <w:proofErr w:type="spellStart"/>
+      <w:r>
+        <w:rPr>
+          <w:rFonts w:ascii="Consolas" w:hAnsi="Consolas"/>
+          <w:b/>
+          <w:bCs/>
+        </w:rPr>
+        <w:t>i</w:t>
+      </w:r>
+      <w:proofErr w:type="spellEnd"/>
+      <w:r>
+        <w:rPr>
+          <w:rFonts w:ascii="Consolas" w:hAnsi="Consolas"/>
+          <w:b/>
+          <w:bCs/>
+        </w:rPr>
+        <w:t xml:space="preserve"> = 0; </w:t>
+      </w:r>
+      <w:proofErr w:type="spellStart"/>
+      <w:r>
+        <w:rPr>
+          <w:rFonts w:ascii="Consolas" w:hAnsi="Consolas"/>
+          <w:b/>
+          <w:bCs/>
+        </w:rPr>
+        <w:t>i</w:t>
+      </w:r>
+      <w:proofErr w:type="spellEnd"/>
+      <w:r>
+        <w:rPr>
+          <w:rFonts w:ascii="Consolas" w:hAnsi="Consolas"/>
+          <w:b/>
+          <w:bCs/>
+        </w:rPr>
+        <w:t xml:space="preserve"> &lt; n-</w:t>
+      </w:r>
+      <w:proofErr w:type="gramStart"/>
+      <w:r>
+        <w:rPr>
+          <w:rFonts w:ascii="Consolas" w:hAnsi="Consolas"/>
+          <w:b/>
+          <w:bCs/>
+        </w:rPr>
+        <w:t>1 ;</w:t>
+      </w:r>
+      <w:proofErr w:type="gramEnd"/>
+      <w:r>
+        <w:rPr>
+          <w:rFonts w:ascii="Consolas" w:hAnsi="Consolas"/>
+          <w:b/>
+          <w:bCs/>
+        </w:rPr>
+        <w:t xml:space="preserve"> </w:t>
+      </w:r>
+      <w:proofErr w:type="spellStart"/>
+      <w:r>
+        <w:rPr>
+          <w:rFonts w:ascii="Consolas" w:hAnsi="Consolas"/>
+          <w:b/>
+          <w:bCs/>
+        </w:rPr>
+        <w:t>i</w:t>
+      </w:r>
+      <w:proofErr w:type="spellEnd"/>
+      <w:r>
+        <w:rPr>
+          <w:rFonts w:ascii="Consolas" w:hAnsi="Consolas"/>
+          <w:b/>
+          <w:bCs/>
+        </w:rPr>
+        <w:t>++)</w:t>
+      </w:r>
+    </w:p>
+    <w:p>
+      <w:pPr>
+        <w:rPr>
+          <w:rFonts w:ascii="Consolas" w:hAnsi="Consolas"/>
+          <w:b/>
+          <w:bCs/>
+        </w:rPr>
+      </w:pPr>
+      <w:r>
+        <w:rPr>
+          <w:rFonts w:ascii="Consolas" w:hAnsi="Consolas"/>
+          <w:b/>
+          <w:bCs/>
+        </w:rPr>
         <w:t>    {</w:t>
       </w:r>
     </w:p>
@@ -1295,7 +2461,324 @@
           <w:b/>
           <w:bCs/>
         </w:rPr>
-        <w:t>        scanf("%d", &amp;arr[i]);</w:t>
+        <w:t xml:space="preserve">        for (j = 0; j &lt; n - </w:t>
+      </w:r>
+      <w:proofErr w:type="spellStart"/>
+      <w:r>
+        <w:rPr>
+          <w:rFonts w:ascii="Consolas" w:hAnsi="Consolas"/>
+          <w:b/>
+          <w:bCs/>
+        </w:rPr>
+        <w:t>i</w:t>
+      </w:r>
+      <w:proofErr w:type="spellEnd"/>
+      <w:r>
+        <w:rPr>
+          <w:rFonts w:ascii="Consolas" w:hAnsi="Consolas"/>
+          <w:b/>
+          <w:bCs/>
+        </w:rPr>
+        <w:t xml:space="preserve"> - 1; </w:t>
+      </w:r>
+      <w:proofErr w:type="spellStart"/>
+      <w:r>
+        <w:rPr>
+          <w:rFonts w:ascii="Consolas" w:hAnsi="Consolas"/>
+          <w:b/>
+          <w:bCs/>
+        </w:rPr>
+        <w:t>j++</w:t>
+      </w:r>
+      <w:proofErr w:type="spellEnd"/>
+      <w:r>
+        <w:rPr>
+          <w:rFonts w:ascii="Consolas" w:hAnsi="Consolas"/>
+          <w:b/>
+          <w:bCs/>
+        </w:rPr>
+        <w:t>)</w:t>
+      </w:r>
+    </w:p>
+    <w:p>
+      <w:pPr>
+        <w:rPr>
+          <w:rFonts w:ascii="Consolas" w:hAnsi="Consolas"/>
+          <w:b/>
+          <w:bCs/>
+        </w:rPr>
+      </w:pPr>
+      <w:r>
+        <w:rPr>
+          <w:rFonts w:ascii="Consolas" w:hAnsi="Consolas"/>
+          <w:b/>
+          <w:bCs/>
+        </w:rPr>
+        <w:t>        {</w:t>
+      </w:r>
+    </w:p>
+    <w:p>
+      <w:pPr>
+        <w:rPr>
+          <w:rFonts w:ascii="Consolas" w:hAnsi="Consolas"/>
+          <w:b/>
+          <w:bCs/>
+        </w:rPr>
+      </w:pPr>
+      <w:r>
+        <w:rPr>
+          <w:rFonts w:ascii="Consolas" w:hAnsi="Consolas"/>
+          <w:b/>
+          <w:bCs/>
+        </w:rPr>
+        <w:t>            if(</w:t>
+      </w:r>
+      <w:proofErr w:type="spellStart"/>
+      <w:r>
+        <w:rPr>
+          <w:rFonts w:ascii="Consolas" w:hAnsi="Consolas"/>
+          <w:b/>
+          <w:bCs/>
+        </w:rPr>
+        <w:t>arr</w:t>
+      </w:r>
+      <w:proofErr w:type="spellEnd"/>
+      <w:r>
+        <w:rPr>
+          <w:rFonts w:ascii="Consolas" w:hAnsi="Consolas"/>
+          <w:b/>
+          <w:bCs/>
+        </w:rPr>
+        <w:t>[j]&gt;</w:t>
+      </w:r>
+      <w:proofErr w:type="spellStart"/>
+      <w:r>
+        <w:rPr>
+          <w:rFonts w:ascii="Consolas" w:hAnsi="Consolas"/>
+          <w:b/>
+          <w:bCs/>
+        </w:rPr>
+        <w:t>arr</w:t>
+      </w:r>
+      <w:proofErr w:type="spellEnd"/>
+      <w:r>
+        <w:rPr>
+          <w:rFonts w:ascii="Consolas" w:hAnsi="Consolas"/>
+          <w:b/>
+          <w:bCs/>
+        </w:rPr>
+        <w:t>[j+1</w:t>
+      </w:r>
+      <w:proofErr w:type="gramStart"/>
+      <w:r>
+        <w:rPr>
+          <w:rFonts w:ascii="Consolas" w:hAnsi="Consolas"/>
+          <w:b/>
+          <w:bCs/>
+        </w:rPr>
+        <w:t>]){</w:t>
+      </w:r>
+      <w:proofErr w:type="gramEnd"/>
+    </w:p>
+    <w:p>
+      <w:pPr>
+        <w:rPr>
+          <w:rFonts w:ascii="Consolas" w:hAnsi="Consolas"/>
+          <w:b/>
+          <w:bCs/>
+        </w:rPr>
+      </w:pPr>
+      <w:r>
+        <w:rPr>
+          <w:rFonts w:ascii="Consolas" w:hAnsi="Consolas"/>
+          <w:b/>
+          <w:bCs/>
+        </w:rPr>
+        <w:t xml:space="preserve">                temp = </w:t>
+      </w:r>
+      <w:proofErr w:type="spellStart"/>
+      <w:r>
+        <w:rPr>
+          <w:rFonts w:ascii="Consolas" w:hAnsi="Consolas"/>
+          <w:b/>
+          <w:bCs/>
+        </w:rPr>
+        <w:t>arr</w:t>
+      </w:r>
+      <w:proofErr w:type="spellEnd"/>
+      <w:r>
+        <w:rPr>
+          <w:rFonts w:ascii="Consolas" w:hAnsi="Consolas"/>
+          <w:b/>
+          <w:bCs/>
+        </w:rPr>
+        <w:t>[j];</w:t>
+      </w:r>
+    </w:p>
+    <w:p>
+      <w:pPr>
+        <w:rPr>
+          <w:rFonts w:ascii="Consolas" w:hAnsi="Consolas"/>
+          <w:b/>
+          <w:bCs/>
+        </w:rPr>
+      </w:pPr>
+      <w:r>
+        <w:rPr>
+          <w:rFonts w:ascii="Consolas" w:hAnsi="Consolas"/>
+          <w:b/>
+          <w:bCs/>
+        </w:rPr>
+        <w:t xml:space="preserve">            </w:t>
+      </w:r>
+      <w:r>
+        <w:rPr>
+          <w:rFonts w:ascii="Consolas" w:hAnsi="Consolas"/>
+          <w:b/>
+          <w:bCs/>
+        </w:rPr>
+        <w:tab/>
+      </w:r>
+      <w:proofErr w:type="spellStart"/>
+      <w:r>
+        <w:rPr>
+          <w:rFonts w:ascii="Consolas" w:hAnsi="Consolas"/>
+          <w:b/>
+          <w:bCs/>
+        </w:rPr>
+        <w:t>arr</w:t>
+      </w:r>
+      <w:proofErr w:type="spellEnd"/>
+      <w:r>
+        <w:rPr>
+          <w:rFonts w:ascii="Consolas" w:hAnsi="Consolas"/>
+          <w:b/>
+          <w:bCs/>
+        </w:rPr>
+        <w:t xml:space="preserve">[j] = </w:t>
+      </w:r>
+      <w:proofErr w:type="spellStart"/>
+      <w:proofErr w:type="gramStart"/>
+      <w:r>
+        <w:rPr>
+          <w:rFonts w:ascii="Consolas" w:hAnsi="Consolas"/>
+          <w:b/>
+          <w:bCs/>
+        </w:rPr>
+        <w:t>arr</w:t>
+      </w:r>
+      <w:proofErr w:type="spellEnd"/>
+      <w:r>
+        <w:rPr>
+          <w:rFonts w:ascii="Consolas" w:hAnsi="Consolas"/>
+          <w:b/>
+          <w:bCs/>
+        </w:rPr>
+        <w:t>[</w:t>
+      </w:r>
+      <w:proofErr w:type="gramEnd"/>
+      <w:r>
+        <w:rPr>
+          <w:rFonts w:ascii="Consolas" w:hAnsi="Consolas"/>
+          <w:b/>
+          <w:bCs/>
+        </w:rPr>
+        <w:t>j + 1];</w:t>
+      </w:r>
+    </w:p>
+    <w:p>
+      <w:pPr>
+        <w:rPr>
+          <w:rFonts w:ascii="Consolas" w:hAnsi="Consolas"/>
+          <w:b/>
+          <w:bCs/>
+        </w:rPr>
+      </w:pPr>
+      <w:r>
+        <w:rPr>
+          <w:rFonts w:ascii="Consolas" w:hAnsi="Consolas"/>
+          <w:b/>
+          <w:bCs/>
+        </w:rPr>
+        <w:t>           </w:t>
+      </w:r>
+      <w:r>
+        <w:rPr>
+          <w:rFonts w:ascii="Consolas" w:hAnsi="Consolas"/>
+          <w:b/>
+          <w:bCs/>
+        </w:rPr>
+        <w:tab/>
+      </w:r>
+      <w:r>
+        <w:rPr>
+          <w:rFonts w:ascii="Consolas" w:hAnsi="Consolas"/>
+          <w:b/>
+          <w:bCs/>
+        </w:rPr>
+        <w:t xml:space="preserve"> </w:t>
+      </w:r>
+      <w:proofErr w:type="spellStart"/>
+      <w:proofErr w:type="gramStart"/>
+      <w:r>
+        <w:rPr>
+          <w:rFonts w:ascii="Consolas" w:hAnsi="Consolas"/>
+          <w:b/>
+          <w:bCs/>
+        </w:rPr>
+        <w:t>arr</w:t>
+      </w:r>
+      <w:proofErr w:type="spellEnd"/>
+      <w:r>
+        <w:rPr>
+          <w:rFonts w:ascii="Consolas" w:hAnsi="Consolas"/>
+          <w:b/>
+          <w:bCs/>
+        </w:rPr>
+        <w:t>[</w:t>
+      </w:r>
+      <w:proofErr w:type="gramEnd"/>
+      <w:r>
+        <w:rPr>
+          <w:rFonts w:ascii="Consolas" w:hAnsi="Consolas"/>
+          <w:b/>
+          <w:bCs/>
+        </w:rPr>
+        <w:t>j + 1] = temp;</w:t>
+      </w:r>
+    </w:p>
+    <w:p>
+      <w:pPr>
+        <w:rPr>
+          <w:rFonts w:ascii="Consolas" w:hAnsi="Consolas"/>
+          <w:b/>
+          <w:bCs/>
+        </w:rPr>
+      </w:pPr>
+      <w:r>
+        <w:rPr>
+          <w:rFonts w:ascii="Consolas" w:hAnsi="Consolas"/>
+          <w:b/>
+          <w:bCs/>
+        </w:rPr>
+        <w:t>            }</w:t>
+      </w:r>
+    </w:p>
+    <w:p>
+      <w:pPr>
+        <w:rPr>
+          <w:rFonts w:ascii="Consolas" w:hAnsi="Consolas"/>
+          <w:b/>
+          <w:bCs/>
+        </w:rPr>
+      </w:pPr>
+      <w:r>
+        <w:rPr>
+          <w:rFonts w:ascii="Consolas" w:hAnsi="Consolas"/>
+          <w:b/>
+          <w:bCs/>
+        </w:rPr>
+        <w:t>        }</w:t>
       </w:r>
     </w:p>
     <w:p>
@@ -1329,6 +2812,51 @@
           <w:b/>
           <w:bCs/>
         </w:rPr>
+        <w:t xml:space="preserve">    </w:t>
+      </w:r>
+      <w:proofErr w:type="spellStart"/>
+      <w:proofErr w:type="gramStart"/>
+      <w:r>
+        <w:rPr>
+          <w:rFonts w:ascii="Consolas" w:hAnsi="Consolas"/>
+          <w:b/>
+          <w:bCs/>
+        </w:rPr>
+        <w:t>printf</w:t>
+      </w:r>
+      <w:proofErr w:type="spellEnd"/>
+      <w:r>
+        <w:rPr>
+          <w:rFonts w:ascii="Consolas" w:hAnsi="Consolas"/>
+          <w:b/>
+          <w:bCs/>
+        </w:rPr>
+        <w:t>(</w:t>
+      </w:r>
+      <w:proofErr w:type="gramEnd"/>
+      <w:r>
+        <w:rPr>
+          <w:rFonts w:ascii="Consolas" w:hAnsi="Consolas"/>
+          <w:b/>
+          <w:bCs/>
+        </w:rPr>
+        <w:t>"Sorted successfully \n");</w:t>
+      </w:r>
+    </w:p>
+    <w:p>
+      <w:pPr>
+        <w:rPr>
+          <w:rFonts w:ascii="Consolas" w:hAnsi="Consolas"/>
+          <w:b/>
+          <w:bCs/>
+        </w:rPr>
+      </w:pPr>
+      <w:r>
+        <w:rPr>
+          <w:rFonts w:ascii="Consolas" w:hAnsi="Consolas"/>
+          <w:b/>
+          <w:bCs/>
+        </w:rPr>
         <w:t>}</w:t>
       </w:r>
     </w:p>
@@ -1346,7 +2874,35 @@
           <w:b/>
           <w:bCs/>
         </w:rPr>
-        <w:t>void displayElement()</w:t>
+        <w:t xml:space="preserve">void </w:t>
+      </w:r>
+      <w:proofErr w:type="spellStart"/>
+      <w:proofErr w:type="gramStart"/>
+      <w:r>
+        <w:rPr>
+          <w:rFonts w:ascii="Consolas" w:hAnsi="Consolas"/>
+          <w:b/>
+          <w:bCs/>
+        </w:rPr>
+        <w:t>insertionSort</w:t>
+      </w:r>
+      <w:proofErr w:type="spellEnd"/>
+      <w:r>
+        <w:rPr>
+          <w:rFonts w:ascii="Consolas" w:hAnsi="Consolas"/>
+          <w:b/>
+          <w:bCs/>
+        </w:rPr>
+        <w:t>(</w:t>
+      </w:r>
+      <w:proofErr w:type="gramEnd"/>
+      <w:r>
+        <w:rPr>
+          <w:rFonts w:ascii="Consolas" w:hAnsi="Consolas"/>
+          <w:b/>
+          <w:bCs/>
+        </w:rPr>
+        <w:t>)</w:t>
       </w:r>
     </w:p>
     <w:p>
@@ -1380,41 +2936,1575 @@
           <w:b/>
           <w:bCs/>
         </w:rPr>
-        <w:t>    printf("array: ");</w:t>
-      </w:r>
-    </w:p>
-    <w:p>
-      <w:pPr>
-        <w:rPr>
-          <w:rFonts w:ascii="Consolas" w:hAnsi="Consolas"/>
-          <w:b/>
-          <w:bCs/>
-        </w:rPr>
-      </w:pPr>
-      <w:r>
-        <w:rPr>
-          <w:rFonts w:ascii="Consolas" w:hAnsi="Consolas"/>
-          <w:b/>
-          <w:bCs/>
-        </w:rPr>
-        <w:t>    printf("[ ");</w:t>
-      </w:r>
-    </w:p>
-    <w:p>
-      <w:pPr>
-        <w:rPr>
-          <w:rFonts w:ascii="Consolas" w:hAnsi="Consolas"/>
-          <w:b/>
-          <w:bCs/>
-        </w:rPr>
-      </w:pPr>
-      <w:r>
-        <w:rPr>
-          <w:rFonts w:ascii="Consolas" w:hAnsi="Consolas"/>
-          <w:b/>
-          <w:bCs/>
-        </w:rPr>
-        <w:t>    for (i = 0; i &lt; n; i++)</w:t>
+        <w:t xml:space="preserve">    </w:t>
+      </w:r>
+      <w:proofErr w:type="gramStart"/>
+      <w:r>
+        <w:rPr>
+          <w:rFonts w:ascii="Consolas" w:hAnsi="Consolas"/>
+          <w:b/>
+          <w:bCs/>
+        </w:rPr>
+        <w:t>for(</w:t>
+      </w:r>
+      <w:proofErr w:type="spellStart"/>
+      <w:proofErr w:type="gramEnd"/>
+      <w:r>
+        <w:rPr>
+          <w:rFonts w:ascii="Consolas" w:hAnsi="Consolas"/>
+          <w:b/>
+          <w:bCs/>
+        </w:rPr>
+        <w:t>i</w:t>
+      </w:r>
+      <w:proofErr w:type="spellEnd"/>
+      <w:r>
+        <w:rPr>
+          <w:rFonts w:ascii="Consolas" w:hAnsi="Consolas"/>
+          <w:b/>
+          <w:bCs/>
+        </w:rPr>
+        <w:t xml:space="preserve">=1; </w:t>
+      </w:r>
+      <w:proofErr w:type="spellStart"/>
+      <w:r>
+        <w:rPr>
+          <w:rFonts w:ascii="Consolas" w:hAnsi="Consolas"/>
+          <w:b/>
+          <w:bCs/>
+        </w:rPr>
+        <w:t>i</w:t>
+      </w:r>
+      <w:proofErr w:type="spellEnd"/>
+      <w:r>
+        <w:rPr>
+          <w:rFonts w:ascii="Consolas" w:hAnsi="Consolas"/>
+          <w:b/>
+          <w:bCs/>
+        </w:rPr>
+        <w:t xml:space="preserve">&lt;n; </w:t>
+      </w:r>
+      <w:proofErr w:type="spellStart"/>
+      <w:r>
+        <w:rPr>
+          <w:rFonts w:ascii="Consolas" w:hAnsi="Consolas"/>
+          <w:b/>
+          <w:bCs/>
+        </w:rPr>
+        <w:t>i</w:t>
+      </w:r>
+      <w:proofErr w:type="spellEnd"/>
+      <w:r>
+        <w:rPr>
+          <w:rFonts w:ascii="Consolas" w:hAnsi="Consolas"/>
+          <w:b/>
+          <w:bCs/>
+        </w:rPr>
+        <w:t>+</w:t>
+      </w:r>
+      <w:proofErr w:type="gramStart"/>
+      <w:r>
+        <w:rPr>
+          <w:rFonts w:ascii="Consolas" w:hAnsi="Consolas"/>
+          <w:b/>
+          <w:bCs/>
+        </w:rPr>
+        <w:t>+){</w:t>
+      </w:r>
+      <w:proofErr w:type="gramEnd"/>
+    </w:p>
+    <w:p>
+      <w:pPr>
+        <w:rPr>
+          <w:rFonts w:ascii="Consolas" w:hAnsi="Consolas"/>
+          <w:b/>
+          <w:bCs/>
+        </w:rPr>
+      </w:pPr>
+      <w:r>
+        <w:rPr>
+          <w:rFonts w:ascii="Consolas" w:hAnsi="Consolas"/>
+          <w:b/>
+          <w:bCs/>
+        </w:rPr>
+        <w:t xml:space="preserve">        int key = </w:t>
+      </w:r>
+      <w:proofErr w:type="spellStart"/>
+      <w:r>
+        <w:rPr>
+          <w:rFonts w:ascii="Consolas" w:hAnsi="Consolas"/>
+          <w:b/>
+          <w:bCs/>
+        </w:rPr>
+        <w:t>arr</w:t>
+      </w:r>
+      <w:proofErr w:type="spellEnd"/>
+      <w:r>
+        <w:rPr>
+          <w:rFonts w:ascii="Consolas" w:hAnsi="Consolas"/>
+          <w:b/>
+          <w:bCs/>
+        </w:rPr>
+        <w:t>[</w:t>
+      </w:r>
+      <w:proofErr w:type="spellStart"/>
+      <w:r>
+        <w:rPr>
+          <w:rFonts w:ascii="Consolas" w:hAnsi="Consolas"/>
+          <w:b/>
+          <w:bCs/>
+        </w:rPr>
+        <w:t>i</w:t>
+      </w:r>
+      <w:proofErr w:type="spellEnd"/>
+      <w:r>
+        <w:rPr>
+          <w:rFonts w:ascii="Consolas" w:hAnsi="Consolas"/>
+          <w:b/>
+          <w:bCs/>
+        </w:rPr>
+        <w:t>];</w:t>
+      </w:r>
+    </w:p>
+    <w:p>
+      <w:pPr>
+        <w:rPr>
+          <w:rFonts w:ascii="Consolas" w:hAnsi="Consolas"/>
+          <w:b/>
+          <w:bCs/>
+        </w:rPr>
+      </w:pPr>
+      <w:r>
+        <w:rPr>
+          <w:rFonts w:ascii="Consolas" w:hAnsi="Consolas"/>
+          <w:b/>
+          <w:bCs/>
+        </w:rPr>
+        <w:t>        j = i-1;</w:t>
+      </w:r>
+    </w:p>
+    <w:p>
+      <w:pPr>
+        <w:rPr>
+          <w:rFonts w:ascii="Consolas" w:hAnsi="Consolas"/>
+          <w:b/>
+          <w:bCs/>
+        </w:rPr>
+      </w:pPr>
+      <w:r>
+        <w:rPr>
+          <w:rFonts w:ascii="Consolas" w:hAnsi="Consolas"/>
+          <w:b/>
+          <w:bCs/>
+        </w:rPr>
+        <w:t xml:space="preserve">        while(j&gt;=0 &amp;&amp; </w:t>
+      </w:r>
+      <w:proofErr w:type="spellStart"/>
+      <w:r>
+        <w:rPr>
+          <w:rFonts w:ascii="Consolas" w:hAnsi="Consolas"/>
+          <w:b/>
+          <w:bCs/>
+        </w:rPr>
+        <w:t>arr</w:t>
+      </w:r>
+      <w:proofErr w:type="spellEnd"/>
+      <w:r>
+        <w:rPr>
+          <w:rFonts w:ascii="Consolas" w:hAnsi="Consolas"/>
+          <w:b/>
+          <w:bCs/>
+        </w:rPr>
+        <w:t>[j]&gt;</w:t>
+      </w:r>
+      <w:proofErr w:type="gramStart"/>
+      <w:r>
+        <w:rPr>
+          <w:rFonts w:ascii="Consolas" w:hAnsi="Consolas"/>
+          <w:b/>
+          <w:bCs/>
+        </w:rPr>
+        <w:t>key){</w:t>
+      </w:r>
+      <w:proofErr w:type="gramEnd"/>
+    </w:p>
+    <w:p>
+      <w:pPr>
+        <w:rPr>
+          <w:rFonts w:ascii="Consolas" w:hAnsi="Consolas"/>
+          <w:b/>
+          <w:bCs/>
+        </w:rPr>
+      </w:pPr>
+      <w:r>
+        <w:rPr>
+          <w:rFonts w:ascii="Consolas" w:hAnsi="Consolas"/>
+          <w:b/>
+          <w:bCs/>
+        </w:rPr>
+        <w:t xml:space="preserve">            </w:t>
+      </w:r>
+      <w:proofErr w:type="spellStart"/>
+      <w:r>
+        <w:rPr>
+          <w:rFonts w:ascii="Consolas" w:hAnsi="Consolas"/>
+          <w:b/>
+          <w:bCs/>
+        </w:rPr>
+        <w:t>arr</w:t>
+      </w:r>
+      <w:proofErr w:type="spellEnd"/>
+      <w:r>
+        <w:rPr>
+          <w:rFonts w:ascii="Consolas" w:hAnsi="Consolas"/>
+          <w:b/>
+          <w:bCs/>
+        </w:rPr>
+        <w:t>[j+</w:t>
+      </w:r>
+      <w:proofErr w:type="gramStart"/>
+      <w:r>
+        <w:rPr>
+          <w:rFonts w:ascii="Consolas" w:hAnsi="Consolas"/>
+          <w:b/>
+          <w:bCs/>
+        </w:rPr>
+        <w:t>1]=</w:t>
+      </w:r>
+      <w:proofErr w:type="gramEnd"/>
+      <w:r>
+        <w:rPr>
+          <w:rFonts w:ascii="Consolas" w:hAnsi="Consolas"/>
+          <w:b/>
+          <w:bCs/>
+        </w:rPr>
+        <w:t xml:space="preserve"> </w:t>
+      </w:r>
+      <w:proofErr w:type="spellStart"/>
+      <w:r>
+        <w:rPr>
+          <w:rFonts w:ascii="Consolas" w:hAnsi="Consolas"/>
+          <w:b/>
+          <w:bCs/>
+        </w:rPr>
+        <w:t>arr</w:t>
+      </w:r>
+      <w:proofErr w:type="spellEnd"/>
+      <w:r>
+        <w:rPr>
+          <w:rFonts w:ascii="Consolas" w:hAnsi="Consolas"/>
+          <w:b/>
+          <w:bCs/>
+        </w:rPr>
+        <w:t>[j];</w:t>
+      </w:r>
+    </w:p>
+    <w:p>
+      <w:pPr>
+        <w:rPr>
+          <w:rFonts w:ascii="Consolas" w:hAnsi="Consolas"/>
+          <w:b/>
+          <w:bCs/>
+        </w:rPr>
+      </w:pPr>
+      <w:r>
+        <w:rPr>
+          <w:rFonts w:ascii="Consolas" w:hAnsi="Consolas"/>
+          <w:b/>
+          <w:bCs/>
+        </w:rPr>
+        <w:t>            j = j-1;</w:t>
+      </w:r>
+    </w:p>
+    <w:p>
+      <w:pPr>
+        <w:rPr>
+          <w:rFonts w:ascii="Consolas" w:hAnsi="Consolas"/>
+          <w:b/>
+          <w:bCs/>
+        </w:rPr>
+      </w:pPr>
+      <w:r>
+        <w:rPr>
+          <w:rFonts w:ascii="Consolas" w:hAnsi="Consolas"/>
+          <w:b/>
+          <w:bCs/>
+        </w:rPr>
+        <w:t>        }</w:t>
+      </w:r>
+    </w:p>
+    <w:p>
+      <w:pPr>
+        <w:rPr>
+          <w:rFonts w:ascii="Consolas" w:hAnsi="Consolas"/>
+          <w:b/>
+          <w:bCs/>
+        </w:rPr>
+      </w:pPr>
+      <w:r>
+        <w:rPr>
+          <w:rFonts w:ascii="Consolas" w:hAnsi="Consolas"/>
+          <w:b/>
+          <w:bCs/>
+        </w:rPr>
+        <w:t xml:space="preserve">        </w:t>
+      </w:r>
+      <w:proofErr w:type="spellStart"/>
+      <w:r>
+        <w:rPr>
+          <w:rFonts w:ascii="Consolas" w:hAnsi="Consolas"/>
+          <w:b/>
+          <w:bCs/>
+        </w:rPr>
+        <w:t>arr</w:t>
+      </w:r>
+      <w:proofErr w:type="spellEnd"/>
+      <w:r>
+        <w:rPr>
+          <w:rFonts w:ascii="Consolas" w:hAnsi="Consolas"/>
+          <w:b/>
+          <w:bCs/>
+        </w:rPr>
+        <w:t>[j+</w:t>
+      </w:r>
+      <w:proofErr w:type="gramStart"/>
+      <w:r>
+        <w:rPr>
+          <w:rFonts w:ascii="Consolas" w:hAnsi="Consolas"/>
+          <w:b/>
+          <w:bCs/>
+        </w:rPr>
+        <w:t>1]=</w:t>
+      </w:r>
+      <w:proofErr w:type="gramEnd"/>
+      <w:r>
+        <w:rPr>
+          <w:rFonts w:ascii="Consolas" w:hAnsi="Consolas"/>
+          <w:b/>
+          <w:bCs/>
+        </w:rPr>
+        <w:t xml:space="preserve"> key;</w:t>
+      </w:r>
+    </w:p>
+    <w:p>
+      <w:pPr>
+        <w:rPr>
+          <w:rFonts w:ascii="Consolas" w:hAnsi="Consolas"/>
+          <w:b/>
+          <w:bCs/>
+        </w:rPr>
+      </w:pPr>
+      <w:r>
+        <w:rPr>
+          <w:rFonts w:ascii="Consolas" w:hAnsi="Consolas"/>
+          <w:b/>
+          <w:bCs/>
+        </w:rPr>
+        <w:t>    }</w:t>
+      </w:r>
+    </w:p>
+    <w:p>
+      <w:pPr>
+        <w:rPr>
+          <w:rFonts w:ascii="Consolas" w:hAnsi="Consolas"/>
+          <w:b/>
+          <w:bCs/>
+        </w:rPr>
+      </w:pPr>
+      <w:r>
+        <w:rPr>
+          <w:rFonts w:ascii="Consolas" w:hAnsi="Consolas"/>
+          <w:b/>
+          <w:bCs/>
+        </w:rPr>
+        <w:t xml:space="preserve">    </w:t>
+      </w:r>
+      <w:proofErr w:type="spellStart"/>
+      <w:proofErr w:type="gramStart"/>
+      <w:r>
+        <w:rPr>
+          <w:rFonts w:ascii="Consolas" w:hAnsi="Consolas"/>
+          <w:b/>
+          <w:bCs/>
+        </w:rPr>
+        <w:t>printf</w:t>
+      </w:r>
+      <w:proofErr w:type="spellEnd"/>
+      <w:r>
+        <w:rPr>
+          <w:rFonts w:ascii="Consolas" w:hAnsi="Consolas"/>
+          <w:b/>
+          <w:bCs/>
+        </w:rPr>
+        <w:t>(</w:t>
+      </w:r>
+      <w:proofErr w:type="gramEnd"/>
+      <w:r>
+        <w:rPr>
+          <w:rFonts w:ascii="Consolas" w:hAnsi="Consolas"/>
+          <w:b/>
+          <w:bCs/>
+        </w:rPr>
+        <w:t>"Sorted successfully \n");</w:t>
+      </w:r>
+    </w:p>
+    <w:p>
+      <w:pPr>
+        <w:rPr>
+          <w:rFonts w:ascii="Consolas" w:hAnsi="Consolas"/>
+          <w:b/>
+          <w:bCs/>
+        </w:rPr>
+      </w:pPr>
+      <w:r>
+        <w:rPr>
+          <w:rFonts w:ascii="Consolas" w:hAnsi="Consolas"/>
+          <w:b/>
+          <w:bCs/>
+        </w:rPr>
+        <w:lastRenderedPageBreak/>
+        <w:t>}</w:t>
+      </w:r>
+    </w:p>
+    <w:p>
+      <w:pPr>
+        <w:rPr>
+          <w:rFonts w:ascii="Consolas" w:hAnsi="Consolas"/>
+          <w:b/>
+          <w:bCs/>
+        </w:rPr>
+      </w:pPr>
+      <w:r>
+        <w:rPr>
+          <w:rFonts w:ascii="Consolas" w:hAnsi="Consolas"/>
+          <w:b/>
+          <w:bCs/>
+        </w:rPr>
+        <w:t xml:space="preserve">void </w:t>
+      </w:r>
+      <w:proofErr w:type="spellStart"/>
+      <w:proofErr w:type="gramStart"/>
+      <w:r>
+        <w:rPr>
+          <w:rFonts w:ascii="Consolas" w:hAnsi="Consolas"/>
+          <w:b/>
+          <w:bCs/>
+        </w:rPr>
+        <w:t>selectionSort</w:t>
+      </w:r>
+      <w:proofErr w:type="spellEnd"/>
+      <w:r>
+        <w:rPr>
+          <w:rFonts w:ascii="Consolas" w:hAnsi="Consolas"/>
+          <w:b/>
+          <w:bCs/>
+        </w:rPr>
+        <w:t>(</w:t>
+      </w:r>
+      <w:proofErr w:type="gramEnd"/>
+      <w:r>
+        <w:rPr>
+          <w:rFonts w:ascii="Consolas" w:hAnsi="Consolas"/>
+          <w:b/>
+          <w:bCs/>
+        </w:rPr>
+        <w:t>)</w:t>
+      </w:r>
+    </w:p>
+    <w:p>
+      <w:pPr>
+        <w:rPr>
+          <w:rFonts w:ascii="Consolas" w:hAnsi="Consolas"/>
+          <w:b/>
+          <w:bCs/>
+        </w:rPr>
+      </w:pPr>
+      <w:r>
+        <w:rPr>
+          <w:rFonts w:ascii="Consolas" w:hAnsi="Consolas"/>
+          <w:b/>
+          <w:bCs/>
+        </w:rPr>
+        <w:t>{</w:t>
+      </w:r>
+    </w:p>
+    <w:p>
+      <w:pPr>
+        <w:rPr>
+          <w:rFonts w:ascii="Consolas" w:hAnsi="Consolas"/>
+          <w:b/>
+          <w:bCs/>
+        </w:rPr>
+      </w:pPr>
+      <w:r>
+        <w:rPr>
+          <w:rFonts w:ascii="Consolas" w:hAnsi="Consolas"/>
+          <w:b/>
+          <w:bCs/>
+        </w:rPr>
+        <w:t xml:space="preserve">    </w:t>
+      </w:r>
+      <w:proofErr w:type="gramStart"/>
+      <w:r>
+        <w:rPr>
+          <w:rFonts w:ascii="Consolas" w:hAnsi="Consolas"/>
+          <w:b/>
+          <w:bCs/>
+        </w:rPr>
+        <w:t>for(</w:t>
+      </w:r>
+      <w:proofErr w:type="spellStart"/>
+      <w:proofErr w:type="gramEnd"/>
+      <w:r>
+        <w:rPr>
+          <w:rFonts w:ascii="Consolas" w:hAnsi="Consolas"/>
+          <w:b/>
+          <w:bCs/>
+        </w:rPr>
+        <w:t>i</w:t>
+      </w:r>
+      <w:proofErr w:type="spellEnd"/>
+      <w:r>
+        <w:rPr>
+          <w:rFonts w:ascii="Consolas" w:hAnsi="Consolas"/>
+          <w:b/>
+          <w:bCs/>
+        </w:rPr>
+        <w:t xml:space="preserve">=0; </w:t>
+      </w:r>
+      <w:proofErr w:type="spellStart"/>
+      <w:r>
+        <w:rPr>
+          <w:rFonts w:ascii="Consolas" w:hAnsi="Consolas"/>
+          <w:b/>
+          <w:bCs/>
+        </w:rPr>
+        <w:t>i</w:t>
+      </w:r>
+      <w:proofErr w:type="spellEnd"/>
+      <w:r>
+        <w:rPr>
+          <w:rFonts w:ascii="Consolas" w:hAnsi="Consolas"/>
+          <w:b/>
+          <w:bCs/>
+        </w:rPr>
+        <w:t xml:space="preserve">&lt;n-1; </w:t>
+      </w:r>
+      <w:proofErr w:type="spellStart"/>
+      <w:r>
+        <w:rPr>
+          <w:rFonts w:ascii="Consolas" w:hAnsi="Consolas"/>
+          <w:b/>
+          <w:bCs/>
+        </w:rPr>
+        <w:t>i</w:t>
+      </w:r>
+      <w:proofErr w:type="spellEnd"/>
+      <w:r>
+        <w:rPr>
+          <w:rFonts w:ascii="Consolas" w:hAnsi="Consolas"/>
+          <w:b/>
+          <w:bCs/>
+        </w:rPr>
+        <w:t>+</w:t>
+      </w:r>
+      <w:proofErr w:type="gramStart"/>
+      <w:r>
+        <w:rPr>
+          <w:rFonts w:ascii="Consolas" w:hAnsi="Consolas"/>
+          <w:b/>
+          <w:bCs/>
+        </w:rPr>
+        <w:t>+){</w:t>
+      </w:r>
+      <w:proofErr w:type="gramEnd"/>
+    </w:p>
+    <w:p>
+      <w:pPr>
+        <w:rPr>
+          <w:rFonts w:ascii="Consolas" w:hAnsi="Consolas"/>
+          <w:b/>
+          <w:bCs/>
+        </w:rPr>
+      </w:pPr>
+      <w:r>
+        <w:rPr>
+          <w:rFonts w:ascii="Consolas" w:hAnsi="Consolas"/>
+          <w:b/>
+          <w:bCs/>
+        </w:rPr>
+        <w:t xml:space="preserve">        int min = </w:t>
+      </w:r>
+      <w:proofErr w:type="spellStart"/>
+      <w:r>
+        <w:rPr>
+          <w:rFonts w:ascii="Consolas" w:hAnsi="Consolas"/>
+          <w:b/>
+          <w:bCs/>
+        </w:rPr>
+        <w:t>i</w:t>
+      </w:r>
+      <w:proofErr w:type="spellEnd"/>
+      <w:r>
+        <w:rPr>
+          <w:rFonts w:ascii="Consolas" w:hAnsi="Consolas"/>
+          <w:b/>
+          <w:bCs/>
+        </w:rPr>
+        <w:t>;</w:t>
+      </w:r>
+    </w:p>
+    <w:p>
+      <w:pPr>
+        <w:rPr>
+          <w:rFonts w:ascii="Consolas" w:hAnsi="Consolas"/>
+          <w:b/>
+          <w:bCs/>
+        </w:rPr>
+      </w:pPr>
+      <w:r>
+        <w:rPr>
+          <w:rFonts w:ascii="Consolas" w:hAnsi="Consolas"/>
+          <w:b/>
+          <w:bCs/>
+        </w:rPr>
+        <w:t xml:space="preserve">        </w:t>
+      </w:r>
+      <w:proofErr w:type="gramStart"/>
+      <w:r>
+        <w:rPr>
+          <w:rFonts w:ascii="Consolas" w:hAnsi="Consolas"/>
+          <w:b/>
+          <w:bCs/>
+        </w:rPr>
+        <w:t>for(</w:t>
+      </w:r>
+      <w:proofErr w:type="gramEnd"/>
+      <w:r>
+        <w:rPr>
+          <w:rFonts w:ascii="Consolas" w:hAnsi="Consolas"/>
+          <w:b/>
+          <w:bCs/>
+        </w:rPr>
+        <w:t xml:space="preserve">j=i+1; j&lt;n; </w:t>
+      </w:r>
+      <w:proofErr w:type="spellStart"/>
+      <w:proofErr w:type="gramStart"/>
+      <w:r>
+        <w:rPr>
+          <w:rFonts w:ascii="Consolas" w:hAnsi="Consolas"/>
+          <w:b/>
+          <w:bCs/>
+        </w:rPr>
+        <w:t>j++</w:t>
+      </w:r>
+      <w:proofErr w:type="spellEnd"/>
+      <w:r>
+        <w:rPr>
+          <w:rFonts w:ascii="Consolas" w:hAnsi="Consolas"/>
+          <w:b/>
+          <w:bCs/>
+        </w:rPr>
+        <w:t>){</w:t>
+      </w:r>
+      <w:proofErr w:type="gramEnd"/>
+    </w:p>
+    <w:p>
+      <w:pPr>
+        <w:rPr>
+          <w:rFonts w:ascii="Consolas" w:hAnsi="Consolas"/>
+          <w:b/>
+          <w:bCs/>
+        </w:rPr>
+      </w:pPr>
+      <w:r>
+        <w:rPr>
+          <w:rFonts w:ascii="Consolas" w:hAnsi="Consolas"/>
+          <w:b/>
+          <w:bCs/>
+        </w:rPr>
+        <w:t>            if(</w:t>
+      </w:r>
+      <w:proofErr w:type="spellStart"/>
+      <w:r>
+        <w:rPr>
+          <w:rFonts w:ascii="Consolas" w:hAnsi="Consolas"/>
+          <w:b/>
+          <w:bCs/>
+        </w:rPr>
+        <w:t>arr</w:t>
+      </w:r>
+      <w:proofErr w:type="spellEnd"/>
+      <w:r>
+        <w:rPr>
+          <w:rFonts w:ascii="Consolas" w:hAnsi="Consolas"/>
+          <w:b/>
+          <w:bCs/>
+        </w:rPr>
+        <w:t>[j]&lt;</w:t>
+      </w:r>
+      <w:proofErr w:type="spellStart"/>
+      <w:r>
+        <w:rPr>
+          <w:rFonts w:ascii="Consolas" w:hAnsi="Consolas"/>
+          <w:b/>
+          <w:bCs/>
+        </w:rPr>
+        <w:t>arr</w:t>
+      </w:r>
+      <w:proofErr w:type="spellEnd"/>
+      <w:r>
+        <w:rPr>
+          <w:rFonts w:ascii="Consolas" w:hAnsi="Consolas"/>
+          <w:b/>
+          <w:bCs/>
+        </w:rPr>
+        <w:t>[min])</w:t>
+      </w:r>
+    </w:p>
+    <w:p>
+      <w:pPr>
+        <w:rPr>
+          <w:rFonts w:ascii="Consolas" w:hAnsi="Consolas"/>
+          <w:b/>
+          <w:bCs/>
+        </w:rPr>
+      </w:pPr>
+      <w:r>
+        <w:rPr>
+          <w:rFonts w:ascii="Consolas" w:hAnsi="Consolas"/>
+          <w:b/>
+          <w:bCs/>
+        </w:rPr>
+        <w:t>            min = j;</w:t>
+      </w:r>
+    </w:p>
+    <w:p>
+      <w:pPr>
+        <w:rPr>
+          <w:rFonts w:ascii="Consolas" w:hAnsi="Consolas"/>
+          <w:b/>
+          <w:bCs/>
+        </w:rPr>
+      </w:pPr>
+      <w:r>
+        <w:rPr>
+          <w:rFonts w:ascii="Consolas" w:hAnsi="Consolas"/>
+          <w:b/>
+          <w:bCs/>
+        </w:rPr>
+        <w:t>        }</w:t>
+      </w:r>
+    </w:p>
+    <w:p>
+      <w:pPr>
+        <w:rPr>
+          <w:rFonts w:ascii="Consolas" w:hAnsi="Consolas"/>
+          <w:b/>
+          <w:bCs/>
+        </w:rPr>
+      </w:pPr>
+      <w:r>
+        <w:rPr>
+          <w:rFonts w:ascii="Consolas" w:hAnsi="Consolas"/>
+          <w:b/>
+          <w:bCs/>
+        </w:rPr>
+        <w:t xml:space="preserve">        temp = </w:t>
+      </w:r>
+      <w:proofErr w:type="spellStart"/>
+      <w:r>
+        <w:rPr>
+          <w:rFonts w:ascii="Consolas" w:hAnsi="Consolas"/>
+          <w:b/>
+          <w:bCs/>
+        </w:rPr>
+        <w:t>arr</w:t>
+      </w:r>
+      <w:proofErr w:type="spellEnd"/>
+      <w:r>
+        <w:rPr>
+          <w:rFonts w:ascii="Consolas" w:hAnsi="Consolas"/>
+          <w:b/>
+          <w:bCs/>
+        </w:rPr>
+        <w:t>[</w:t>
+      </w:r>
+      <w:proofErr w:type="spellStart"/>
+      <w:r>
+        <w:rPr>
+          <w:rFonts w:ascii="Consolas" w:hAnsi="Consolas"/>
+          <w:b/>
+          <w:bCs/>
+        </w:rPr>
+        <w:t>i</w:t>
+      </w:r>
+      <w:proofErr w:type="spellEnd"/>
+      <w:r>
+        <w:rPr>
+          <w:rFonts w:ascii="Consolas" w:hAnsi="Consolas"/>
+          <w:b/>
+          <w:bCs/>
+        </w:rPr>
+        <w:t>];</w:t>
+      </w:r>
+    </w:p>
+    <w:p>
+      <w:pPr>
+        <w:rPr>
+          <w:rFonts w:ascii="Consolas" w:hAnsi="Consolas"/>
+          <w:b/>
+          <w:bCs/>
+        </w:rPr>
+      </w:pPr>
+      <w:r>
+        <w:rPr>
+          <w:rFonts w:ascii="Consolas" w:hAnsi="Consolas"/>
+          <w:b/>
+          <w:bCs/>
+        </w:rPr>
+        <w:t xml:space="preserve">        </w:t>
+      </w:r>
+      <w:proofErr w:type="spellStart"/>
+      <w:r>
+        <w:rPr>
+          <w:rFonts w:ascii="Consolas" w:hAnsi="Consolas"/>
+          <w:b/>
+          <w:bCs/>
+        </w:rPr>
+        <w:t>arr</w:t>
+      </w:r>
+      <w:proofErr w:type="spellEnd"/>
+      <w:r>
+        <w:rPr>
+          <w:rFonts w:ascii="Consolas" w:hAnsi="Consolas"/>
+          <w:b/>
+          <w:bCs/>
+        </w:rPr>
+        <w:t>[</w:t>
+      </w:r>
+      <w:proofErr w:type="spellStart"/>
+      <w:r>
+        <w:rPr>
+          <w:rFonts w:ascii="Consolas" w:hAnsi="Consolas"/>
+          <w:b/>
+          <w:bCs/>
+        </w:rPr>
+        <w:t>i</w:t>
+      </w:r>
+      <w:proofErr w:type="spellEnd"/>
+      <w:r>
+        <w:rPr>
+          <w:rFonts w:ascii="Consolas" w:hAnsi="Consolas"/>
+          <w:b/>
+          <w:bCs/>
+        </w:rPr>
+        <w:t xml:space="preserve">] = </w:t>
+      </w:r>
+      <w:proofErr w:type="spellStart"/>
+      <w:r>
+        <w:rPr>
+          <w:rFonts w:ascii="Consolas" w:hAnsi="Consolas"/>
+          <w:b/>
+          <w:bCs/>
+        </w:rPr>
+        <w:t>arr</w:t>
+      </w:r>
+      <w:proofErr w:type="spellEnd"/>
+      <w:r>
+        <w:rPr>
+          <w:rFonts w:ascii="Consolas" w:hAnsi="Consolas"/>
+          <w:b/>
+          <w:bCs/>
+        </w:rPr>
+        <w:t>[min];</w:t>
+      </w:r>
+    </w:p>
+    <w:p>
+      <w:pPr>
+        <w:rPr>
+          <w:rFonts w:ascii="Consolas" w:hAnsi="Consolas"/>
+          <w:b/>
+          <w:bCs/>
+        </w:rPr>
+      </w:pPr>
+      <w:r>
+        <w:rPr>
+          <w:rFonts w:ascii="Consolas" w:hAnsi="Consolas"/>
+          <w:b/>
+          <w:bCs/>
+        </w:rPr>
+        <w:t xml:space="preserve">        </w:t>
+      </w:r>
+      <w:proofErr w:type="spellStart"/>
+      <w:r>
+        <w:rPr>
+          <w:rFonts w:ascii="Consolas" w:hAnsi="Consolas"/>
+          <w:b/>
+          <w:bCs/>
+        </w:rPr>
+        <w:t>arr</w:t>
+      </w:r>
+      <w:proofErr w:type="spellEnd"/>
+      <w:r>
+        <w:rPr>
+          <w:rFonts w:ascii="Consolas" w:hAnsi="Consolas"/>
+          <w:b/>
+          <w:bCs/>
+        </w:rPr>
+        <w:t>[min] = temp;</w:t>
+      </w:r>
+    </w:p>
+    <w:p>
+      <w:pPr>
+        <w:rPr>
+          <w:rFonts w:ascii="Consolas" w:hAnsi="Consolas"/>
+          <w:b/>
+          <w:bCs/>
+        </w:rPr>
+      </w:pPr>
+      <w:r>
+        <w:rPr>
+          <w:rFonts w:ascii="Consolas" w:hAnsi="Consolas"/>
+          <w:b/>
+          <w:bCs/>
+        </w:rPr>
+        <w:t>    }</w:t>
+      </w:r>
+    </w:p>
+    <w:p>
+      <w:pPr>
+        <w:rPr>
+          <w:rFonts w:ascii="Consolas" w:hAnsi="Consolas"/>
+          <w:b/>
+          <w:bCs/>
+        </w:rPr>
+      </w:pPr>
+      <w:r>
+        <w:rPr>
+          <w:rFonts w:ascii="Consolas" w:hAnsi="Consolas"/>
+          <w:b/>
+          <w:bCs/>
+        </w:rPr>
+        <w:t xml:space="preserve">    </w:t>
+      </w:r>
+      <w:proofErr w:type="spellStart"/>
+      <w:proofErr w:type="gramStart"/>
+      <w:r>
+        <w:rPr>
+          <w:rFonts w:ascii="Consolas" w:hAnsi="Consolas"/>
+          <w:b/>
+          <w:bCs/>
+        </w:rPr>
+        <w:t>printf</w:t>
+      </w:r>
+      <w:proofErr w:type="spellEnd"/>
+      <w:r>
+        <w:rPr>
+          <w:rFonts w:ascii="Consolas" w:hAnsi="Consolas"/>
+          <w:b/>
+          <w:bCs/>
+        </w:rPr>
+        <w:t>(</w:t>
+      </w:r>
+      <w:proofErr w:type="gramEnd"/>
+      <w:r>
+        <w:rPr>
+          <w:rFonts w:ascii="Consolas" w:hAnsi="Consolas"/>
+          <w:b/>
+          <w:bCs/>
+        </w:rPr>
+        <w:t>"Sorted successfully \n");</w:t>
+      </w:r>
+    </w:p>
+    <w:p>
+      <w:pPr>
+        <w:rPr>
+          <w:rFonts w:ascii="Consolas" w:hAnsi="Consolas"/>
+          <w:b/>
+          <w:bCs/>
+        </w:rPr>
+      </w:pPr>
+      <w:r>
+        <w:rPr>
+          <w:rFonts w:ascii="Consolas" w:hAnsi="Consolas"/>
+          <w:b/>
+          <w:bCs/>
+        </w:rPr>
+        <w:t>}</w:t>
+      </w:r>
+    </w:p>
+    <w:p>
+      <w:pPr>
+        <w:rPr>
+          <w:rFonts w:ascii="Consolas" w:hAnsi="Consolas"/>
+          <w:b/>
+          <w:bCs/>
+        </w:rPr>
+      </w:pPr>
+    </w:p>
+    <w:p>
+      <w:pPr>
+        <w:rPr>
+          <w:rFonts w:ascii="Consolas" w:hAnsi="Consolas"/>
+          <w:b/>
+          <w:bCs/>
+        </w:rPr>
+      </w:pPr>
+      <w:r>
+        <w:rPr>
+          <w:rFonts w:ascii="Consolas" w:hAnsi="Consolas"/>
+          <w:b/>
+          <w:bCs/>
+        </w:rPr>
+        <w:t xml:space="preserve">int </w:t>
+      </w:r>
+      <w:proofErr w:type="gramStart"/>
+      <w:r>
+        <w:rPr>
+          <w:rFonts w:ascii="Consolas" w:hAnsi="Consolas"/>
+          <w:b/>
+          <w:bCs/>
+        </w:rPr>
+        <w:t>main(</w:t>
+      </w:r>
+      <w:proofErr w:type="gramEnd"/>
+      <w:r>
+        <w:rPr>
+          <w:rFonts w:ascii="Consolas" w:hAnsi="Consolas"/>
+          <w:b/>
+          <w:bCs/>
+        </w:rPr>
+        <w:t>)</w:t>
+      </w:r>
+    </w:p>
+    <w:p>
+      <w:pPr>
+        <w:rPr>
+          <w:rFonts w:ascii="Consolas" w:hAnsi="Consolas"/>
+          <w:b/>
+          <w:bCs/>
+        </w:rPr>
+      </w:pPr>
+      <w:r>
+        <w:rPr>
+          <w:rFonts w:ascii="Consolas" w:hAnsi="Consolas"/>
+          <w:b/>
+          <w:bCs/>
+        </w:rPr>
+        <w:t>{</w:t>
+      </w:r>
+    </w:p>
+    <w:p>
+      <w:pPr>
+        <w:rPr>
+          <w:rFonts w:ascii="Consolas" w:hAnsi="Consolas"/>
+          <w:b/>
+          <w:bCs/>
+        </w:rPr>
+      </w:pPr>
+      <w:r>
+        <w:rPr>
+          <w:rFonts w:ascii="Consolas" w:hAnsi="Consolas"/>
+          <w:b/>
+          <w:bCs/>
+        </w:rPr>
+        <w:t xml:space="preserve">    int </w:t>
+      </w:r>
+      <w:proofErr w:type="spellStart"/>
+      <w:r>
+        <w:rPr>
+          <w:rFonts w:ascii="Consolas" w:hAnsi="Consolas"/>
+          <w:b/>
+          <w:bCs/>
+        </w:rPr>
+        <w:t>opr</w:t>
+      </w:r>
+      <w:proofErr w:type="spellEnd"/>
+      <w:r>
+        <w:rPr>
+          <w:rFonts w:ascii="Consolas" w:hAnsi="Consolas"/>
+          <w:b/>
+          <w:bCs/>
+        </w:rPr>
+        <w:t>;</w:t>
+      </w:r>
+    </w:p>
+    <w:p>
+      <w:pPr>
+        <w:rPr>
+          <w:rFonts w:ascii="Consolas" w:hAnsi="Consolas"/>
+          <w:b/>
+          <w:bCs/>
+        </w:rPr>
+      </w:pPr>
+      <w:r>
+        <w:rPr>
+          <w:rFonts w:ascii="Consolas" w:hAnsi="Consolas"/>
+          <w:b/>
+          <w:bCs/>
+        </w:rPr>
+        <w:t xml:space="preserve">    </w:t>
+      </w:r>
+      <w:proofErr w:type="gramStart"/>
+      <w:r>
+        <w:rPr>
+          <w:rFonts w:ascii="Consolas" w:hAnsi="Consolas"/>
+          <w:b/>
+          <w:bCs/>
+        </w:rPr>
+        <w:t>do{</w:t>
+      </w:r>
+      <w:proofErr w:type="gramEnd"/>
+    </w:p>
+    <w:p>
+      <w:pPr>
+        <w:rPr>
+          <w:rFonts w:ascii="Consolas" w:hAnsi="Consolas"/>
+          <w:b/>
+          <w:bCs/>
+        </w:rPr>
+      </w:pPr>
+      <w:r>
+        <w:rPr>
+          <w:rFonts w:ascii="Consolas" w:hAnsi="Consolas"/>
+          <w:b/>
+          <w:bCs/>
+        </w:rPr>
+        <w:t xml:space="preserve">    </w:t>
+      </w:r>
+      <w:proofErr w:type="spellStart"/>
+      <w:proofErr w:type="gramStart"/>
+      <w:r>
+        <w:rPr>
+          <w:rFonts w:ascii="Consolas" w:hAnsi="Consolas"/>
+          <w:b/>
+          <w:bCs/>
+        </w:rPr>
+        <w:t>printf</w:t>
+      </w:r>
+      <w:proofErr w:type="spellEnd"/>
+      <w:r>
+        <w:rPr>
+          <w:rFonts w:ascii="Consolas" w:hAnsi="Consolas"/>
+          <w:b/>
+          <w:bCs/>
+        </w:rPr>
+        <w:t>(</w:t>
+      </w:r>
+      <w:proofErr w:type="gramEnd"/>
+      <w:r>
+        <w:rPr>
+          <w:rFonts w:ascii="Consolas" w:hAnsi="Consolas"/>
+          <w:b/>
+          <w:bCs/>
+        </w:rPr>
+        <w:t>"\</w:t>
+      </w:r>
+      <w:proofErr w:type="spellStart"/>
+      <w:r>
+        <w:rPr>
+          <w:rFonts w:ascii="Consolas" w:hAnsi="Consolas"/>
+          <w:b/>
+          <w:bCs/>
+        </w:rPr>
+        <w:t>nEnter</w:t>
+      </w:r>
+      <w:proofErr w:type="spellEnd"/>
+      <w:r>
+        <w:rPr>
+          <w:rFonts w:ascii="Consolas" w:hAnsi="Consolas"/>
+          <w:b/>
+          <w:bCs/>
+        </w:rPr>
+        <w:t xml:space="preserve"> 1 to insert element\n");</w:t>
+      </w:r>
+    </w:p>
+    <w:p>
+      <w:pPr>
+        <w:rPr>
+          <w:rFonts w:ascii="Consolas" w:hAnsi="Consolas"/>
+          <w:b/>
+          <w:bCs/>
+        </w:rPr>
+      </w:pPr>
+      <w:r>
+        <w:rPr>
+          <w:rFonts w:ascii="Consolas" w:hAnsi="Consolas"/>
+          <w:b/>
+          <w:bCs/>
+        </w:rPr>
+        <w:t xml:space="preserve">    </w:t>
+      </w:r>
+      <w:proofErr w:type="spellStart"/>
+      <w:proofErr w:type="gramStart"/>
+      <w:r>
+        <w:rPr>
+          <w:rFonts w:ascii="Consolas" w:hAnsi="Consolas"/>
+          <w:b/>
+          <w:bCs/>
+        </w:rPr>
+        <w:t>printf</w:t>
+      </w:r>
+      <w:proofErr w:type="spellEnd"/>
+      <w:r>
+        <w:rPr>
+          <w:rFonts w:ascii="Consolas" w:hAnsi="Consolas"/>
+          <w:b/>
+          <w:bCs/>
+        </w:rPr>
+        <w:t>(</w:t>
+      </w:r>
+      <w:proofErr w:type="gramEnd"/>
+      <w:r>
+        <w:rPr>
+          <w:rFonts w:ascii="Consolas" w:hAnsi="Consolas"/>
+          <w:b/>
+          <w:bCs/>
+        </w:rPr>
+        <w:t>"Enter 2 for display\n");</w:t>
+      </w:r>
+    </w:p>
+    <w:p>
+      <w:pPr>
+        <w:rPr>
+          <w:rFonts w:ascii="Consolas" w:hAnsi="Consolas"/>
+          <w:b/>
+          <w:bCs/>
+        </w:rPr>
+      </w:pPr>
+      <w:r>
+        <w:rPr>
+          <w:rFonts w:ascii="Consolas" w:hAnsi="Consolas"/>
+          <w:b/>
+          <w:bCs/>
+        </w:rPr>
+        <w:t xml:space="preserve">    </w:t>
+      </w:r>
+      <w:proofErr w:type="spellStart"/>
+      <w:proofErr w:type="gramStart"/>
+      <w:r>
+        <w:rPr>
+          <w:rFonts w:ascii="Consolas" w:hAnsi="Consolas"/>
+          <w:b/>
+          <w:bCs/>
+        </w:rPr>
+        <w:t>printf</w:t>
+      </w:r>
+      <w:proofErr w:type="spellEnd"/>
+      <w:r>
+        <w:rPr>
+          <w:rFonts w:ascii="Consolas" w:hAnsi="Consolas"/>
+          <w:b/>
+          <w:bCs/>
+        </w:rPr>
+        <w:t>(</w:t>
+      </w:r>
+      <w:proofErr w:type="gramEnd"/>
+      <w:r>
+        <w:rPr>
+          <w:rFonts w:ascii="Consolas" w:hAnsi="Consolas"/>
+          <w:b/>
+          <w:bCs/>
+        </w:rPr>
+        <w:t>"Enter 3 for Bubble Sort\n");</w:t>
+      </w:r>
+    </w:p>
+    <w:p>
+      <w:pPr>
+        <w:rPr>
+          <w:rFonts w:ascii="Consolas" w:hAnsi="Consolas"/>
+          <w:b/>
+          <w:bCs/>
+        </w:rPr>
+      </w:pPr>
+      <w:r>
+        <w:rPr>
+          <w:rFonts w:ascii="Consolas" w:hAnsi="Consolas"/>
+          <w:b/>
+          <w:bCs/>
+        </w:rPr>
+        <w:t xml:space="preserve">    </w:t>
+      </w:r>
+      <w:proofErr w:type="spellStart"/>
+      <w:proofErr w:type="gramStart"/>
+      <w:r>
+        <w:rPr>
+          <w:rFonts w:ascii="Consolas" w:hAnsi="Consolas"/>
+          <w:b/>
+          <w:bCs/>
+        </w:rPr>
+        <w:t>printf</w:t>
+      </w:r>
+      <w:proofErr w:type="spellEnd"/>
+      <w:r>
+        <w:rPr>
+          <w:rFonts w:ascii="Consolas" w:hAnsi="Consolas"/>
+          <w:b/>
+          <w:bCs/>
+        </w:rPr>
+        <w:t>(</w:t>
+      </w:r>
+      <w:proofErr w:type="gramEnd"/>
+      <w:r>
+        <w:rPr>
+          <w:rFonts w:ascii="Consolas" w:hAnsi="Consolas"/>
+          <w:b/>
+          <w:bCs/>
+        </w:rPr>
+        <w:t>"Enter 4 for insertion Sort\n");</w:t>
+      </w:r>
+    </w:p>
+    <w:p>
+      <w:pPr>
+        <w:rPr>
+          <w:rFonts w:ascii="Consolas" w:hAnsi="Consolas"/>
+          <w:b/>
+          <w:bCs/>
+        </w:rPr>
+      </w:pPr>
+      <w:r>
+        <w:rPr>
+          <w:rFonts w:ascii="Consolas" w:hAnsi="Consolas"/>
+          <w:b/>
+          <w:bCs/>
+        </w:rPr>
+        <w:t xml:space="preserve">    </w:t>
+      </w:r>
+      <w:proofErr w:type="spellStart"/>
+      <w:proofErr w:type="gramStart"/>
+      <w:r>
+        <w:rPr>
+          <w:rFonts w:ascii="Consolas" w:hAnsi="Consolas"/>
+          <w:b/>
+          <w:bCs/>
+        </w:rPr>
+        <w:t>printf</w:t>
+      </w:r>
+      <w:proofErr w:type="spellEnd"/>
+      <w:r>
+        <w:rPr>
+          <w:rFonts w:ascii="Consolas" w:hAnsi="Consolas"/>
+          <w:b/>
+          <w:bCs/>
+        </w:rPr>
+        <w:t>(</w:t>
+      </w:r>
+      <w:proofErr w:type="gramEnd"/>
+      <w:r>
+        <w:rPr>
+          <w:rFonts w:ascii="Consolas" w:hAnsi="Consolas"/>
+          <w:b/>
+          <w:bCs/>
+        </w:rPr>
+        <w:t>"Enter 5 for Selection sort\n");</w:t>
+      </w:r>
+    </w:p>
+    <w:p>
+      <w:pPr>
+        <w:rPr>
+          <w:rFonts w:ascii="Consolas" w:hAnsi="Consolas"/>
+          <w:b/>
+          <w:bCs/>
+        </w:rPr>
+      </w:pPr>
+      <w:r>
+        <w:rPr>
+          <w:rFonts w:ascii="Consolas" w:hAnsi="Consolas"/>
+          <w:b/>
+          <w:bCs/>
+        </w:rPr>
+        <w:t xml:space="preserve">    </w:t>
+      </w:r>
+      <w:proofErr w:type="spellStart"/>
+      <w:proofErr w:type="gramStart"/>
+      <w:r>
+        <w:rPr>
+          <w:rFonts w:ascii="Consolas" w:hAnsi="Consolas"/>
+          <w:b/>
+          <w:bCs/>
+        </w:rPr>
+        <w:t>printf</w:t>
+      </w:r>
+      <w:proofErr w:type="spellEnd"/>
+      <w:r>
+        <w:rPr>
+          <w:rFonts w:ascii="Consolas" w:hAnsi="Consolas"/>
+          <w:b/>
+          <w:bCs/>
+        </w:rPr>
+        <w:t>(</w:t>
+      </w:r>
+      <w:proofErr w:type="gramEnd"/>
+      <w:r>
+        <w:rPr>
+          <w:rFonts w:ascii="Consolas" w:hAnsi="Consolas"/>
+          <w:b/>
+          <w:bCs/>
+        </w:rPr>
+        <w:t>"Enter 6 for exit\n");</w:t>
+      </w:r>
+    </w:p>
+    <w:p>
+      <w:pPr>
+        <w:rPr>
+          <w:rFonts w:ascii="Consolas" w:hAnsi="Consolas"/>
+          <w:b/>
+          <w:bCs/>
+        </w:rPr>
+      </w:pPr>
+      <w:r>
+        <w:rPr>
+          <w:rFonts w:ascii="Consolas" w:hAnsi="Consolas"/>
+          <w:b/>
+          <w:bCs/>
+        </w:rPr>
+        <w:t xml:space="preserve">    </w:t>
+      </w:r>
+      <w:proofErr w:type="spellStart"/>
+      <w:proofErr w:type="gramStart"/>
+      <w:r>
+        <w:rPr>
+          <w:rFonts w:ascii="Consolas" w:hAnsi="Consolas"/>
+          <w:b/>
+          <w:bCs/>
+        </w:rPr>
+        <w:t>printf</w:t>
+      </w:r>
+      <w:proofErr w:type="spellEnd"/>
+      <w:r>
+        <w:rPr>
+          <w:rFonts w:ascii="Consolas" w:hAnsi="Consolas"/>
+          <w:b/>
+          <w:bCs/>
+        </w:rPr>
+        <w:t>(</w:t>
+      </w:r>
+      <w:proofErr w:type="gramEnd"/>
+      <w:r>
+        <w:rPr>
+          <w:rFonts w:ascii="Consolas" w:hAnsi="Consolas"/>
+          <w:b/>
+          <w:bCs/>
+        </w:rPr>
+        <w:t xml:space="preserve">"Enter the </w:t>
+      </w:r>
+      <w:proofErr w:type="gramStart"/>
+      <w:r>
+        <w:rPr>
+          <w:rFonts w:ascii="Consolas" w:hAnsi="Consolas"/>
+          <w:b/>
+          <w:bCs/>
+        </w:rPr>
+        <w:t>operation(</w:t>
+      </w:r>
+      <w:proofErr w:type="gramEnd"/>
+      <w:r>
+        <w:rPr>
+          <w:rFonts w:ascii="Consolas" w:hAnsi="Consolas"/>
+          <w:b/>
+          <w:bCs/>
+        </w:rPr>
+        <w:t>1-6): ");</w:t>
+      </w:r>
+    </w:p>
+    <w:p>
+      <w:pPr>
+        <w:rPr>
+          <w:rFonts w:ascii="Consolas" w:hAnsi="Consolas"/>
+          <w:b/>
+          <w:bCs/>
+        </w:rPr>
+      </w:pPr>
+      <w:r>
+        <w:rPr>
+          <w:rFonts w:ascii="Consolas" w:hAnsi="Consolas"/>
+          <w:b/>
+          <w:bCs/>
+        </w:rPr>
+        <w:lastRenderedPageBreak/>
+        <w:t xml:space="preserve">    </w:t>
+      </w:r>
+      <w:proofErr w:type="spellStart"/>
+      <w:proofErr w:type="gramStart"/>
+      <w:r>
+        <w:rPr>
+          <w:rFonts w:ascii="Consolas" w:hAnsi="Consolas"/>
+          <w:b/>
+          <w:bCs/>
+        </w:rPr>
+        <w:t>scanf</w:t>
+      </w:r>
+      <w:proofErr w:type="spellEnd"/>
+      <w:r>
+        <w:rPr>
+          <w:rFonts w:ascii="Consolas" w:hAnsi="Consolas"/>
+          <w:b/>
+          <w:bCs/>
+        </w:rPr>
+        <w:t>(</w:t>
+      </w:r>
+      <w:proofErr w:type="gramEnd"/>
+      <w:r>
+        <w:rPr>
+          <w:rFonts w:ascii="Consolas" w:hAnsi="Consolas"/>
+          <w:b/>
+          <w:bCs/>
+        </w:rPr>
+        <w:t>"%d", &amp;</w:t>
+      </w:r>
+      <w:proofErr w:type="spellStart"/>
+      <w:r>
+        <w:rPr>
+          <w:rFonts w:ascii="Consolas" w:hAnsi="Consolas"/>
+          <w:b/>
+          <w:bCs/>
+        </w:rPr>
+        <w:t>opr</w:t>
+      </w:r>
+      <w:proofErr w:type="spellEnd"/>
+      <w:r>
+        <w:rPr>
+          <w:rFonts w:ascii="Consolas" w:hAnsi="Consolas"/>
+          <w:b/>
+          <w:bCs/>
+        </w:rPr>
+        <w:t>);</w:t>
+      </w:r>
+    </w:p>
+    <w:p>
+      <w:pPr>
+        <w:rPr>
+          <w:rFonts w:ascii="Consolas" w:hAnsi="Consolas"/>
+          <w:b/>
+          <w:bCs/>
+        </w:rPr>
+      </w:pPr>
+      <w:r>
+        <w:rPr>
+          <w:rFonts w:ascii="Consolas" w:hAnsi="Consolas"/>
+          <w:b/>
+          <w:bCs/>
+        </w:rPr>
+        <w:t>    switch (</w:t>
+      </w:r>
+      <w:proofErr w:type="spellStart"/>
+      <w:r>
+        <w:rPr>
+          <w:rFonts w:ascii="Consolas" w:hAnsi="Consolas"/>
+          <w:b/>
+          <w:bCs/>
+        </w:rPr>
+        <w:t>opr</w:t>
+      </w:r>
+      <w:proofErr w:type="spellEnd"/>
+      <w:r>
+        <w:rPr>
+          <w:rFonts w:ascii="Consolas" w:hAnsi="Consolas"/>
+          <w:b/>
+          <w:bCs/>
+        </w:rPr>
+        <w:t>)</w:t>
       </w:r>
     </w:p>
     <w:p>
@@ -1448,7 +4538,543 @@
           <w:b/>
           <w:bCs/>
         </w:rPr>
-        <w:t>        printf("%d  ", arr[i]);</w:t>
+        <w:t>    case 1:</w:t>
+      </w:r>
+    </w:p>
+    <w:p>
+      <w:pPr>
+        <w:rPr>
+          <w:rFonts w:ascii="Consolas" w:hAnsi="Consolas"/>
+          <w:b/>
+          <w:bCs/>
+        </w:rPr>
+      </w:pPr>
+      <w:r>
+        <w:rPr>
+          <w:rFonts w:ascii="Consolas" w:hAnsi="Consolas"/>
+          <w:b/>
+          <w:bCs/>
+        </w:rPr>
+        <w:t xml:space="preserve">        </w:t>
+      </w:r>
+      <w:proofErr w:type="spellStart"/>
+      <w:proofErr w:type="gramStart"/>
+      <w:r>
+        <w:rPr>
+          <w:rFonts w:ascii="Consolas" w:hAnsi="Consolas"/>
+          <w:b/>
+          <w:bCs/>
+        </w:rPr>
+        <w:t>insertElement</w:t>
+      </w:r>
+      <w:proofErr w:type="spellEnd"/>
+      <w:r>
+        <w:rPr>
+          <w:rFonts w:ascii="Consolas" w:hAnsi="Consolas"/>
+          <w:b/>
+          <w:bCs/>
+        </w:rPr>
+        <w:t>(</w:t>
+      </w:r>
+      <w:proofErr w:type="gramEnd"/>
+      <w:r>
+        <w:rPr>
+          <w:rFonts w:ascii="Consolas" w:hAnsi="Consolas"/>
+          <w:b/>
+          <w:bCs/>
+        </w:rPr>
+        <w:t>);</w:t>
+      </w:r>
+    </w:p>
+    <w:p>
+      <w:pPr>
+        <w:rPr>
+          <w:rFonts w:ascii="Consolas" w:hAnsi="Consolas"/>
+          <w:b/>
+          <w:bCs/>
+        </w:rPr>
+      </w:pPr>
+      <w:r>
+        <w:rPr>
+          <w:rFonts w:ascii="Consolas" w:hAnsi="Consolas"/>
+          <w:b/>
+          <w:bCs/>
+        </w:rPr>
+        <w:t>        break;</w:t>
+      </w:r>
+    </w:p>
+    <w:p>
+      <w:pPr>
+        <w:rPr>
+          <w:rFonts w:ascii="Consolas" w:hAnsi="Consolas"/>
+          <w:b/>
+          <w:bCs/>
+        </w:rPr>
+      </w:pPr>
+      <w:r>
+        <w:rPr>
+          <w:rFonts w:ascii="Consolas" w:hAnsi="Consolas"/>
+          <w:b/>
+          <w:bCs/>
+        </w:rPr>
+        <w:t>    case 2:</w:t>
+      </w:r>
+    </w:p>
+    <w:p>
+      <w:pPr>
+        <w:rPr>
+          <w:rFonts w:ascii="Consolas" w:hAnsi="Consolas"/>
+          <w:b/>
+          <w:bCs/>
+        </w:rPr>
+      </w:pPr>
+      <w:r>
+        <w:rPr>
+          <w:rFonts w:ascii="Consolas" w:hAnsi="Consolas"/>
+          <w:b/>
+          <w:bCs/>
+        </w:rPr>
+        <w:t xml:space="preserve">        </w:t>
+      </w:r>
+      <w:proofErr w:type="spellStart"/>
+      <w:proofErr w:type="gramStart"/>
+      <w:r>
+        <w:rPr>
+          <w:rFonts w:ascii="Consolas" w:hAnsi="Consolas"/>
+          <w:b/>
+          <w:bCs/>
+        </w:rPr>
+        <w:t>displayElement</w:t>
+      </w:r>
+      <w:proofErr w:type="spellEnd"/>
+      <w:r>
+        <w:rPr>
+          <w:rFonts w:ascii="Consolas" w:hAnsi="Consolas"/>
+          <w:b/>
+          <w:bCs/>
+        </w:rPr>
+        <w:t>(</w:t>
+      </w:r>
+      <w:proofErr w:type="gramEnd"/>
+      <w:r>
+        <w:rPr>
+          <w:rFonts w:ascii="Consolas" w:hAnsi="Consolas"/>
+          <w:b/>
+          <w:bCs/>
+        </w:rPr>
+        <w:t>);</w:t>
+      </w:r>
+    </w:p>
+    <w:p>
+      <w:pPr>
+        <w:rPr>
+          <w:rFonts w:ascii="Consolas" w:hAnsi="Consolas"/>
+          <w:b/>
+          <w:bCs/>
+        </w:rPr>
+      </w:pPr>
+      <w:r>
+        <w:rPr>
+          <w:rFonts w:ascii="Consolas" w:hAnsi="Consolas"/>
+          <w:b/>
+          <w:bCs/>
+        </w:rPr>
+        <w:t>        break;</w:t>
+      </w:r>
+    </w:p>
+    <w:p>
+      <w:pPr>
+        <w:rPr>
+          <w:rFonts w:ascii="Consolas" w:hAnsi="Consolas"/>
+          <w:b/>
+          <w:bCs/>
+        </w:rPr>
+      </w:pPr>
+      <w:r>
+        <w:rPr>
+          <w:rFonts w:ascii="Consolas" w:hAnsi="Consolas"/>
+          <w:b/>
+          <w:bCs/>
+        </w:rPr>
+        <w:t>    case 3:</w:t>
+      </w:r>
+    </w:p>
+    <w:p>
+      <w:pPr>
+        <w:rPr>
+          <w:rFonts w:ascii="Consolas" w:hAnsi="Consolas"/>
+          <w:b/>
+          <w:bCs/>
+        </w:rPr>
+      </w:pPr>
+      <w:r>
+        <w:rPr>
+          <w:rFonts w:ascii="Consolas" w:hAnsi="Consolas"/>
+          <w:b/>
+          <w:bCs/>
+        </w:rPr>
+        <w:t xml:space="preserve">        </w:t>
+      </w:r>
+      <w:proofErr w:type="spellStart"/>
+      <w:proofErr w:type="gramStart"/>
+      <w:r>
+        <w:rPr>
+          <w:rFonts w:ascii="Consolas" w:hAnsi="Consolas"/>
+          <w:b/>
+          <w:bCs/>
+        </w:rPr>
+        <w:t>bubbleSort</w:t>
+      </w:r>
+      <w:proofErr w:type="spellEnd"/>
+      <w:r>
+        <w:rPr>
+          <w:rFonts w:ascii="Consolas" w:hAnsi="Consolas"/>
+          <w:b/>
+          <w:bCs/>
+        </w:rPr>
+        <w:t>(</w:t>
+      </w:r>
+      <w:proofErr w:type="gramEnd"/>
+      <w:r>
+        <w:rPr>
+          <w:rFonts w:ascii="Consolas" w:hAnsi="Consolas"/>
+          <w:b/>
+          <w:bCs/>
+        </w:rPr>
+        <w:t>);</w:t>
+      </w:r>
+    </w:p>
+    <w:p>
+      <w:pPr>
+        <w:rPr>
+          <w:rFonts w:ascii="Consolas" w:hAnsi="Consolas"/>
+          <w:b/>
+          <w:bCs/>
+        </w:rPr>
+      </w:pPr>
+      <w:r>
+        <w:rPr>
+          <w:rFonts w:ascii="Consolas" w:hAnsi="Consolas"/>
+          <w:b/>
+          <w:bCs/>
+        </w:rPr>
+        <w:t>        break;</w:t>
+      </w:r>
+    </w:p>
+    <w:p>
+      <w:pPr>
+        <w:rPr>
+          <w:rFonts w:ascii="Consolas" w:hAnsi="Consolas"/>
+          <w:b/>
+          <w:bCs/>
+        </w:rPr>
+      </w:pPr>
+      <w:r>
+        <w:rPr>
+          <w:rFonts w:ascii="Consolas" w:hAnsi="Consolas"/>
+          <w:b/>
+          <w:bCs/>
+        </w:rPr>
+        <w:t>    case 4:</w:t>
+      </w:r>
+    </w:p>
+    <w:p>
+      <w:pPr>
+        <w:rPr>
+          <w:rFonts w:ascii="Consolas" w:hAnsi="Consolas"/>
+          <w:b/>
+          <w:bCs/>
+        </w:rPr>
+      </w:pPr>
+      <w:r>
+        <w:rPr>
+          <w:rFonts w:ascii="Consolas" w:hAnsi="Consolas"/>
+          <w:b/>
+          <w:bCs/>
+        </w:rPr>
+        <w:t xml:space="preserve">        </w:t>
+      </w:r>
+      <w:proofErr w:type="spellStart"/>
+      <w:proofErr w:type="gramStart"/>
+      <w:r>
+        <w:rPr>
+          <w:rFonts w:ascii="Consolas" w:hAnsi="Consolas"/>
+          <w:b/>
+          <w:bCs/>
+        </w:rPr>
+        <w:t>insertionSort</w:t>
+      </w:r>
+      <w:proofErr w:type="spellEnd"/>
+      <w:r>
+        <w:rPr>
+          <w:rFonts w:ascii="Consolas" w:hAnsi="Consolas"/>
+          <w:b/>
+          <w:bCs/>
+        </w:rPr>
+        <w:t>(</w:t>
+      </w:r>
+      <w:proofErr w:type="gramEnd"/>
+      <w:r>
+        <w:rPr>
+          <w:rFonts w:ascii="Consolas" w:hAnsi="Consolas"/>
+          <w:b/>
+          <w:bCs/>
+        </w:rPr>
+        <w:t>);</w:t>
+      </w:r>
+    </w:p>
+    <w:p>
+      <w:pPr>
+        <w:rPr>
+          <w:rFonts w:ascii="Consolas" w:hAnsi="Consolas"/>
+          <w:b/>
+          <w:bCs/>
+        </w:rPr>
+      </w:pPr>
+      <w:r>
+        <w:rPr>
+          <w:rFonts w:ascii="Consolas" w:hAnsi="Consolas"/>
+          <w:b/>
+          <w:bCs/>
+        </w:rPr>
+        <w:t>        break;</w:t>
+      </w:r>
+    </w:p>
+    <w:p>
+      <w:pPr>
+        <w:rPr>
+          <w:rFonts w:ascii="Consolas" w:hAnsi="Consolas"/>
+          <w:b/>
+          <w:bCs/>
+        </w:rPr>
+      </w:pPr>
+      <w:r>
+        <w:rPr>
+          <w:rFonts w:ascii="Consolas" w:hAnsi="Consolas"/>
+          <w:b/>
+          <w:bCs/>
+        </w:rPr>
+        <w:t>    case 5:</w:t>
+      </w:r>
+    </w:p>
+    <w:p>
+      <w:pPr>
+        <w:rPr>
+          <w:rFonts w:ascii="Consolas" w:hAnsi="Consolas"/>
+          <w:b/>
+          <w:bCs/>
+        </w:rPr>
+      </w:pPr>
+      <w:r>
+        <w:rPr>
+          <w:rFonts w:ascii="Consolas" w:hAnsi="Consolas"/>
+          <w:b/>
+          <w:bCs/>
+        </w:rPr>
+        <w:t xml:space="preserve">        </w:t>
+      </w:r>
+      <w:proofErr w:type="spellStart"/>
+      <w:proofErr w:type="gramStart"/>
+      <w:r>
+        <w:rPr>
+          <w:rFonts w:ascii="Consolas" w:hAnsi="Consolas"/>
+          <w:b/>
+          <w:bCs/>
+        </w:rPr>
+        <w:t>selectionSort</w:t>
+      </w:r>
+      <w:proofErr w:type="spellEnd"/>
+      <w:r>
+        <w:rPr>
+          <w:rFonts w:ascii="Consolas" w:hAnsi="Consolas"/>
+          <w:b/>
+          <w:bCs/>
+        </w:rPr>
+        <w:t>(</w:t>
+      </w:r>
+      <w:proofErr w:type="gramEnd"/>
+      <w:r>
+        <w:rPr>
+          <w:rFonts w:ascii="Consolas" w:hAnsi="Consolas"/>
+          <w:b/>
+          <w:bCs/>
+        </w:rPr>
+        <w:t>);</w:t>
+      </w:r>
+    </w:p>
+    <w:p>
+      <w:pPr>
+        <w:rPr>
+          <w:rFonts w:ascii="Consolas" w:hAnsi="Consolas"/>
+          <w:b/>
+          <w:bCs/>
+        </w:rPr>
+      </w:pPr>
+      <w:r>
+        <w:rPr>
+          <w:rFonts w:ascii="Consolas" w:hAnsi="Consolas"/>
+          <w:b/>
+          <w:bCs/>
+        </w:rPr>
+        <w:t>        break;</w:t>
+      </w:r>
+    </w:p>
+    <w:p>
+      <w:pPr>
+        <w:rPr>
+          <w:rFonts w:ascii="Consolas" w:hAnsi="Consolas"/>
+          <w:b/>
+          <w:bCs/>
+        </w:rPr>
+      </w:pPr>
+      <w:r>
+        <w:rPr>
+          <w:rFonts w:ascii="Consolas" w:hAnsi="Consolas"/>
+          <w:b/>
+          <w:bCs/>
+        </w:rPr>
+        <w:t>    case 6:</w:t>
+      </w:r>
+    </w:p>
+    <w:p>
+      <w:pPr>
+        <w:rPr>
+          <w:rFonts w:ascii="Consolas" w:hAnsi="Consolas"/>
+          <w:b/>
+          <w:bCs/>
+        </w:rPr>
+      </w:pPr>
+      <w:r>
+        <w:rPr>
+          <w:rFonts w:ascii="Consolas" w:hAnsi="Consolas"/>
+          <w:b/>
+          <w:bCs/>
+        </w:rPr>
+        <w:t xml:space="preserve">        </w:t>
+      </w:r>
+      <w:proofErr w:type="spellStart"/>
+      <w:proofErr w:type="gramStart"/>
+      <w:r>
+        <w:rPr>
+          <w:rFonts w:ascii="Consolas" w:hAnsi="Consolas"/>
+          <w:b/>
+          <w:bCs/>
+        </w:rPr>
+        <w:t>printf</w:t>
+      </w:r>
+      <w:proofErr w:type="spellEnd"/>
+      <w:r>
+        <w:rPr>
+          <w:rFonts w:ascii="Consolas" w:hAnsi="Consolas"/>
+          <w:b/>
+          <w:bCs/>
+        </w:rPr>
+        <w:t>(</w:t>
+      </w:r>
+      <w:proofErr w:type="gramEnd"/>
+      <w:r>
+        <w:rPr>
+          <w:rFonts w:ascii="Consolas" w:hAnsi="Consolas"/>
+          <w:b/>
+          <w:bCs/>
+        </w:rPr>
+        <w:t>"Exit successfully\n");</w:t>
+      </w:r>
+    </w:p>
+    <w:p>
+      <w:pPr>
+        <w:rPr>
+          <w:rFonts w:ascii="Consolas" w:hAnsi="Consolas"/>
+          <w:b/>
+          <w:bCs/>
+        </w:rPr>
+      </w:pPr>
+      <w:r>
+        <w:rPr>
+          <w:rFonts w:ascii="Consolas" w:hAnsi="Consolas"/>
+          <w:b/>
+          <w:bCs/>
+        </w:rPr>
+        <w:t>        break;</w:t>
+      </w:r>
+    </w:p>
+    <w:p>
+      <w:pPr>
+        <w:rPr>
+          <w:rFonts w:ascii="Consolas" w:hAnsi="Consolas"/>
+          <w:b/>
+          <w:bCs/>
+        </w:rPr>
+      </w:pPr>
+      <w:r>
+        <w:rPr>
+          <w:rFonts w:ascii="Consolas" w:hAnsi="Consolas"/>
+          <w:b/>
+          <w:bCs/>
+        </w:rPr>
+        <w:t>    default:</w:t>
+      </w:r>
+    </w:p>
+    <w:p>
+      <w:pPr>
+        <w:rPr>
+          <w:rFonts w:ascii="Consolas" w:hAnsi="Consolas"/>
+          <w:b/>
+          <w:bCs/>
+        </w:rPr>
+      </w:pPr>
+      <w:r>
+        <w:rPr>
+          <w:rFonts w:ascii="Consolas" w:hAnsi="Consolas"/>
+          <w:b/>
+          <w:bCs/>
+        </w:rPr>
+        <w:t xml:space="preserve">        </w:t>
+      </w:r>
+      <w:proofErr w:type="spellStart"/>
+      <w:proofErr w:type="gramStart"/>
+      <w:r>
+        <w:rPr>
+          <w:rFonts w:ascii="Consolas" w:hAnsi="Consolas"/>
+          <w:b/>
+          <w:bCs/>
+        </w:rPr>
+        <w:t>printf</w:t>
+      </w:r>
+      <w:proofErr w:type="spellEnd"/>
+      <w:r>
+        <w:rPr>
+          <w:rFonts w:ascii="Consolas" w:hAnsi="Consolas"/>
+          <w:b/>
+          <w:bCs/>
+        </w:rPr>
+        <w:t>(</w:t>
+      </w:r>
+      <w:proofErr w:type="gramEnd"/>
+      <w:r>
+        <w:rPr>
+          <w:rFonts w:ascii="Consolas" w:hAnsi="Consolas"/>
+          <w:b/>
+          <w:bCs/>
+        </w:rPr>
+        <w:t>"Please Enter a valid operation\n");</w:t>
+      </w:r>
+    </w:p>
+    <w:p>
+      <w:pPr>
+        <w:rPr>
+          <w:rFonts w:ascii="Consolas" w:hAnsi="Consolas"/>
+          <w:b/>
+          <w:bCs/>
+        </w:rPr>
+      </w:pPr>
+      <w:r>
+        <w:rPr>
+          <w:rFonts w:ascii="Consolas" w:hAnsi="Consolas"/>
+          <w:b/>
+          <w:bCs/>
+        </w:rPr>
+        <w:t>        break;</w:t>
       </w:r>
     </w:p>
     <w:p>
@@ -1482,1396 +5108,53 @@
           <w:b/>
           <w:bCs/>
         </w:rPr>
-        <w:t>     printf("]");</w:t>
-      </w:r>
-    </w:p>
-    <w:p>
-      <w:pPr>
-        <w:rPr>
-          <w:rFonts w:ascii="Consolas" w:hAnsi="Consolas"/>
-          <w:b/>
-          <w:bCs/>
-        </w:rPr>
-      </w:pPr>
-      <w:r>
-        <w:rPr>
-          <w:rFonts w:ascii="Consolas" w:hAnsi="Consolas"/>
-          <w:b/>
-          <w:bCs/>
-        </w:rPr>
-        <w:t>    printf("\n");</w:t>
-      </w:r>
-    </w:p>
-    <w:p>
-      <w:pPr>
-        <w:rPr>
-          <w:rFonts w:ascii="Consolas" w:hAnsi="Consolas"/>
-          <w:b/>
-          <w:bCs/>
-        </w:rPr>
-      </w:pPr>
-      <w:r>
-        <w:rPr>
-          <w:rFonts w:ascii="Consolas" w:hAnsi="Consolas"/>
-          <w:b/>
-          <w:bCs/>
-        </w:rPr>
-        <w:t>}</w:t>
-      </w:r>
-    </w:p>
-    <w:p>
-      <w:pPr>
-        <w:rPr>
-          <w:rFonts w:ascii="Consolas" w:hAnsi="Consolas"/>
-          <w:b/>
-          <w:bCs/>
-        </w:rPr>
-      </w:pPr>
-      <w:r>
-        <w:rPr>
-          <w:rFonts w:ascii="Consolas" w:hAnsi="Consolas"/>
-          <w:b/>
-          <w:bCs/>
-        </w:rPr>
-        <w:t>void bubbleSort()</w:t>
-      </w:r>
-    </w:p>
-    <w:p>
-      <w:pPr>
-        <w:rPr>
-          <w:rFonts w:ascii="Consolas" w:hAnsi="Consolas"/>
-          <w:b/>
-          <w:bCs/>
-        </w:rPr>
-      </w:pPr>
-      <w:r>
-        <w:rPr>
-          <w:rFonts w:ascii="Consolas" w:hAnsi="Consolas"/>
-          <w:b/>
-          <w:bCs/>
-        </w:rPr>
-        <w:t>{</w:t>
-      </w:r>
-    </w:p>
-    <w:p>
-      <w:pPr>
-        <w:rPr>
-          <w:rFonts w:ascii="Consolas" w:hAnsi="Consolas"/>
-          <w:b/>
-          <w:bCs/>
-        </w:rPr>
-      </w:pPr>
-      <w:r>
-        <w:rPr>
-          <w:rFonts w:ascii="Consolas" w:hAnsi="Consolas"/>
-          <w:b/>
-          <w:bCs/>
-        </w:rPr>
-        <w:t>    for (i = 0; i &lt; n-1 ; i++)</w:t>
-      </w:r>
-    </w:p>
-    <w:p>
-      <w:pPr>
-        <w:rPr>
-          <w:rFonts w:ascii="Consolas" w:hAnsi="Consolas"/>
-          <w:b/>
-          <w:bCs/>
-        </w:rPr>
-      </w:pPr>
-      <w:r>
-        <w:rPr>
-          <w:rFonts w:ascii="Consolas" w:hAnsi="Consolas"/>
-          <w:b/>
-          <w:bCs/>
-        </w:rPr>
-        <w:t>    {</w:t>
-      </w:r>
-    </w:p>
-    <w:p>
-      <w:pPr>
-        <w:rPr>
-          <w:rFonts w:ascii="Consolas" w:hAnsi="Consolas"/>
-          <w:b/>
-          <w:bCs/>
-        </w:rPr>
-      </w:pPr>
-      <w:r>
-        <w:rPr>
-          <w:rFonts w:ascii="Consolas" w:hAnsi="Consolas"/>
-          <w:b/>
-          <w:bCs/>
-        </w:rPr>
-        <w:t>        for (j = 0; j &lt; n - i - 1; j++)</w:t>
-      </w:r>
-    </w:p>
-    <w:p>
-      <w:pPr>
-        <w:rPr>
-          <w:rFonts w:ascii="Consolas" w:hAnsi="Consolas"/>
-          <w:b/>
-          <w:bCs/>
-        </w:rPr>
-      </w:pPr>
-      <w:r>
-        <w:rPr>
-          <w:rFonts w:ascii="Consolas" w:hAnsi="Consolas"/>
-          <w:b/>
-          <w:bCs/>
-        </w:rPr>
-        <w:t>        {</w:t>
-      </w:r>
-    </w:p>
-    <w:p>
-      <w:pPr>
-        <w:rPr>
-          <w:rFonts w:ascii="Consolas" w:hAnsi="Consolas"/>
-          <w:b/>
-          <w:bCs/>
-        </w:rPr>
-      </w:pPr>
-      <w:r>
-        <w:rPr>
-          <w:rFonts w:ascii="Consolas" w:hAnsi="Consolas"/>
-          <w:b/>
-          <w:bCs/>
-        </w:rPr>
-        <w:t>            if(arr[j]&gt;arr[j+1]){</w:t>
-      </w:r>
-    </w:p>
-    <w:p>
-      <w:pPr>
-        <w:rPr>
-          <w:rFonts w:ascii="Consolas" w:hAnsi="Consolas"/>
-          <w:b/>
-          <w:bCs/>
-        </w:rPr>
-      </w:pPr>
-      <w:r>
-        <w:rPr>
-          <w:rFonts w:ascii="Consolas" w:hAnsi="Consolas"/>
-          <w:b/>
-          <w:bCs/>
-        </w:rPr>
-        <w:t>                temp = arr[j];</w:t>
-      </w:r>
-    </w:p>
-    <w:p>
-      <w:pPr>
-        <w:rPr>
-          <w:rFonts w:ascii="Consolas" w:hAnsi="Consolas"/>
-          <w:b/>
-          <w:bCs/>
-        </w:rPr>
-      </w:pPr>
-      <w:r>
-        <w:rPr>
-          <w:rFonts w:ascii="Consolas" w:hAnsi="Consolas"/>
-          <w:b/>
-          <w:bCs/>
-        </w:rPr>
-        <w:t>            arr[j] = arr[j + 1];</w:t>
-      </w:r>
-    </w:p>
-    <w:p>
-      <w:pPr>
-        <w:rPr>
-          <w:rFonts w:ascii="Consolas" w:hAnsi="Consolas"/>
-          <w:b/>
-          <w:bCs/>
-        </w:rPr>
-      </w:pPr>
-      <w:r>
-        <w:rPr>
-          <w:rFonts w:ascii="Consolas" w:hAnsi="Consolas"/>
-          <w:b/>
-          <w:bCs/>
-        </w:rPr>
-        <w:t>            arr[j + 1] = temp;</w:t>
-      </w:r>
-    </w:p>
-    <w:p>
-      <w:pPr>
-        <w:rPr>
-          <w:rFonts w:ascii="Consolas" w:hAnsi="Consolas"/>
-          <w:b/>
-          <w:bCs/>
-        </w:rPr>
-      </w:pPr>
-      <w:r>
-        <w:rPr>
-          <w:rFonts w:ascii="Consolas" w:hAnsi="Consolas"/>
-          <w:b/>
-          <w:bCs/>
-        </w:rPr>
-        <w:t>            }</w:t>
-      </w:r>
-    </w:p>
-    <w:p>
-      <w:pPr>
-        <w:rPr>
-          <w:rFonts w:ascii="Consolas" w:hAnsi="Consolas"/>
-          <w:b/>
-          <w:bCs/>
-        </w:rPr>
-      </w:pPr>
-      <w:r>
-        <w:rPr>
-          <w:rFonts w:ascii="Consolas" w:hAnsi="Consolas"/>
-          <w:b/>
-          <w:bCs/>
-        </w:rPr>
-        <w:t>        }</w:t>
-      </w:r>
-    </w:p>
-    <w:p>
-      <w:pPr>
-        <w:rPr>
-          <w:rFonts w:ascii="Consolas" w:hAnsi="Consolas"/>
-          <w:b/>
-          <w:bCs/>
-        </w:rPr>
-      </w:pPr>
-      <w:r>
-        <w:rPr>
-          <w:rFonts w:ascii="Consolas" w:hAnsi="Consolas"/>
-          <w:b/>
-          <w:bCs/>
-        </w:rPr>
-        <w:lastRenderedPageBreak/>
-        <w:t>    }</w:t>
-      </w:r>
-    </w:p>
-    <w:p>
-      <w:pPr>
-        <w:rPr>
-          <w:rFonts w:ascii="Consolas" w:hAnsi="Consolas"/>
-          <w:b/>
-          <w:bCs/>
-        </w:rPr>
-      </w:pPr>
-      <w:r>
-        <w:rPr>
-          <w:rFonts w:ascii="Consolas" w:hAnsi="Consolas"/>
-          <w:b/>
-          <w:bCs/>
-        </w:rPr>
-        <w:t>    printf("Sorted successfully \n");</w:t>
-      </w:r>
-    </w:p>
-    <w:p>
-      <w:pPr>
-        <w:rPr>
-          <w:rFonts w:ascii="Consolas" w:hAnsi="Consolas"/>
-          <w:b/>
-          <w:bCs/>
-        </w:rPr>
-      </w:pPr>
-      <w:r>
-        <w:rPr>
-          <w:rFonts w:ascii="Consolas" w:hAnsi="Consolas"/>
-          <w:b/>
-          <w:bCs/>
-        </w:rPr>
-        <w:t>}</w:t>
-      </w:r>
-    </w:p>
-    <w:p>
-      <w:pPr>
-        <w:rPr>
-          <w:rFonts w:ascii="Consolas" w:hAnsi="Consolas"/>
-          <w:b/>
-          <w:bCs/>
-        </w:rPr>
-      </w:pPr>
-      <w:r>
-        <w:rPr>
-          <w:rFonts w:ascii="Consolas" w:hAnsi="Consolas"/>
-          <w:b/>
-          <w:bCs/>
-        </w:rPr>
-        <w:t>void insertionSort()</w:t>
-      </w:r>
-    </w:p>
-    <w:p>
-      <w:pPr>
-        <w:rPr>
-          <w:rFonts w:ascii="Consolas" w:hAnsi="Consolas"/>
-          <w:b/>
-          <w:bCs/>
-        </w:rPr>
-      </w:pPr>
-      <w:r>
-        <w:rPr>
-          <w:rFonts w:ascii="Consolas" w:hAnsi="Consolas"/>
-          <w:b/>
-          <w:bCs/>
-        </w:rPr>
-        <w:t>{</w:t>
-      </w:r>
-    </w:p>
-    <w:p>
-      <w:pPr>
-        <w:rPr>
-          <w:rFonts w:ascii="Consolas" w:hAnsi="Consolas"/>
-          <w:b/>
-          <w:bCs/>
-        </w:rPr>
-      </w:pPr>
-      <w:r>
-        <w:rPr>
-          <w:rFonts w:ascii="Consolas" w:hAnsi="Consolas"/>
-          <w:b/>
-          <w:bCs/>
-        </w:rPr>
-        <w:t>    for(i=1; i&lt;n; i++){</w:t>
-      </w:r>
-    </w:p>
-    <w:p>
-      <w:pPr>
-        <w:rPr>
-          <w:rFonts w:ascii="Consolas" w:hAnsi="Consolas"/>
-          <w:b/>
-          <w:bCs/>
-        </w:rPr>
-      </w:pPr>
-      <w:r>
-        <w:rPr>
-          <w:rFonts w:ascii="Consolas" w:hAnsi="Consolas"/>
-          <w:b/>
-          <w:bCs/>
-        </w:rPr>
-        <w:t>        int key = arr[i];</w:t>
-      </w:r>
-    </w:p>
-    <w:p>
-      <w:pPr>
-        <w:rPr>
-          <w:rFonts w:ascii="Consolas" w:hAnsi="Consolas"/>
-          <w:b/>
-          <w:bCs/>
-        </w:rPr>
-      </w:pPr>
-      <w:r>
-        <w:rPr>
-          <w:rFonts w:ascii="Consolas" w:hAnsi="Consolas"/>
-          <w:b/>
-          <w:bCs/>
-        </w:rPr>
-        <w:t>        j = i-1;</w:t>
-      </w:r>
-    </w:p>
-    <w:p>
-      <w:pPr>
-        <w:rPr>
-          <w:rFonts w:ascii="Consolas" w:hAnsi="Consolas"/>
-          <w:b/>
-          <w:bCs/>
-        </w:rPr>
-      </w:pPr>
-      <w:r>
-        <w:rPr>
-          <w:rFonts w:ascii="Consolas" w:hAnsi="Consolas"/>
-          <w:b/>
-          <w:bCs/>
-        </w:rPr>
-        <w:t>        while(j&gt;=0 &amp;&amp; arr[j]&gt;key){</w:t>
-      </w:r>
-    </w:p>
-    <w:p>
-      <w:pPr>
-        <w:rPr>
-          <w:rFonts w:ascii="Consolas" w:hAnsi="Consolas"/>
-          <w:b/>
-          <w:bCs/>
-        </w:rPr>
-      </w:pPr>
-      <w:r>
-        <w:rPr>
-          <w:rFonts w:ascii="Consolas" w:hAnsi="Consolas"/>
-          <w:b/>
-          <w:bCs/>
-        </w:rPr>
-        <w:t>            arr[j+1]= arr[j];</w:t>
-      </w:r>
-    </w:p>
-    <w:p>
-      <w:pPr>
-        <w:rPr>
-          <w:rFonts w:ascii="Consolas" w:hAnsi="Consolas"/>
-          <w:b/>
-          <w:bCs/>
-        </w:rPr>
-      </w:pPr>
-      <w:r>
-        <w:rPr>
-          <w:rFonts w:ascii="Consolas" w:hAnsi="Consolas"/>
-          <w:b/>
-          <w:bCs/>
-        </w:rPr>
-        <w:t>            j = j-1;</w:t>
-      </w:r>
-    </w:p>
-    <w:p>
-      <w:pPr>
-        <w:rPr>
-          <w:rFonts w:ascii="Consolas" w:hAnsi="Consolas"/>
-          <w:b/>
-          <w:bCs/>
-        </w:rPr>
-      </w:pPr>
-      <w:r>
-        <w:rPr>
-          <w:rFonts w:ascii="Consolas" w:hAnsi="Consolas"/>
-          <w:b/>
-          <w:bCs/>
-        </w:rPr>
-        <w:t>        }</w:t>
-      </w:r>
-    </w:p>
-    <w:p>
-      <w:pPr>
-        <w:rPr>
-          <w:rFonts w:ascii="Consolas" w:hAnsi="Consolas"/>
-          <w:b/>
-          <w:bCs/>
-        </w:rPr>
-      </w:pPr>
-      <w:r>
-        <w:rPr>
-          <w:rFonts w:ascii="Consolas" w:hAnsi="Consolas"/>
-          <w:b/>
-          <w:bCs/>
-        </w:rPr>
-        <w:t>        arr[j+1]= key;</w:t>
-      </w:r>
-    </w:p>
-    <w:p>
-      <w:pPr>
-        <w:rPr>
-          <w:rFonts w:ascii="Consolas" w:hAnsi="Consolas"/>
-          <w:b/>
-          <w:bCs/>
-        </w:rPr>
-      </w:pPr>
-      <w:r>
-        <w:rPr>
-          <w:rFonts w:ascii="Consolas" w:hAnsi="Consolas"/>
-          <w:b/>
-          <w:bCs/>
-        </w:rPr>
-        <w:t>    }</w:t>
-      </w:r>
-    </w:p>
-    <w:p>
-      <w:pPr>
-        <w:rPr>
-          <w:rFonts w:ascii="Consolas" w:hAnsi="Consolas"/>
-          <w:b/>
-          <w:bCs/>
-        </w:rPr>
-      </w:pPr>
-      <w:r>
-        <w:rPr>
-          <w:rFonts w:ascii="Consolas" w:hAnsi="Consolas"/>
-          <w:b/>
-          <w:bCs/>
-        </w:rPr>
-        <w:t>    printf("Sorted successfully \n");</w:t>
-      </w:r>
-    </w:p>
-    <w:p>
-      <w:pPr>
-        <w:rPr>
-          <w:rFonts w:ascii="Consolas" w:hAnsi="Consolas"/>
-          <w:b/>
-          <w:bCs/>
-        </w:rPr>
-      </w:pPr>
-      <w:r>
-        <w:rPr>
-          <w:rFonts w:ascii="Consolas" w:hAnsi="Consolas"/>
-          <w:b/>
-          <w:bCs/>
-        </w:rPr>
-        <w:t>}</w:t>
-      </w:r>
-    </w:p>
-    <w:p>
-      <w:pPr>
-        <w:rPr>
-          <w:rFonts w:ascii="Consolas" w:hAnsi="Consolas"/>
-          <w:b/>
-          <w:bCs/>
-        </w:rPr>
-      </w:pPr>
-      <w:r>
-        <w:rPr>
-          <w:rFonts w:ascii="Consolas" w:hAnsi="Consolas"/>
-          <w:b/>
-          <w:bCs/>
-        </w:rPr>
-        <w:t>void selectionSort()</w:t>
-      </w:r>
-    </w:p>
-    <w:p>
-      <w:pPr>
-        <w:rPr>
-          <w:rFonts w:ascii="Consolas" w:hAnsi="Consolas"/>
-          <w:b/>
-          <w:bCs/>
-        </w:rPr>
-      </w:pPr>
-      <w:r>
-        <w:rPr>
-          <w:rFonts w:ascii="Consolas" w:hAnsi="Consolas"/>
-          <w:b/>
-          <w:bCs/>
-        </w:rPr>
-        <w:t>{</w:t>
-      </w:r>
-    </w:p>
-    <w:p>
-      <w:pPr>
-        <w:rPr>
-          <w:rFonts w:ascii="Consolas" w:hAnsi="Consolas"/>
-          <w:b/>
-          <w:bCs/>
-        </w:rPr>
-      </w:pPr>
-      <w:r>
-        <w:rPr>
-          <w:rFonts w:ascii="Consolas" w:hAnsi="Consolas"/>
-          <w:b/>
-          <w:bCs/>
-        </w:rPr>
-        <w:t>    for(i=0; i&lt;n-1; i++){</w:t>
-      </w:r>
-    </w:p>
-    <w:p>
-      <w:pPr>
-        <w:rPr>
-          <w:rFonts w:ascii="Consolas" w:hAnsi="Consolas"/>
-          <w:b/>
-          <w:bCs/>
-        </w:rPr>
-      </w:pPr>
-      <w:r>
-        <w:rPr>
-          <w:rFonts w:ascii="Consolas" w:hAnsi="Consolas"/>
-          <w:b/>
-          <w:bCs/>
-        </w:rPr>
-        <w:t>        int min = i;</w:t>
-      </w:r>
-    </w:p>
-    <w:p>
-      <w:pPr>
-        <w:rPr>
-          <w:rFonts w:ascii="Consolas" w:hAnsi="Consolas"/>
-          <w:b/>
-          <w:bCs/>
-        </w:rPr>
-      </w:pPr>
-      <w:r>
-        <w:rPr>
-          <w:rFonts w:ascii="Consolas" w:hAnsi="Consolas"/>
-          <w:b/>
-          <w:bCs/>
-        </w:rPr>
-        <w:t>        for(j=i+1; j&lt;n; j++){</w:t>
-      </w:r>
-    </w:p>
-    <w:p>
-      <w:pPr>
-        <w:rPr>
-          <w:rFonts w:ascii="Consolas" w:hAnsi="Consolas"/>
-          <w:b/>
-          <w:bCs/>
-        </w:rPr>
-      </w:pPr>
-      <w:r>
-        <w:rPr>
-          <w:rFonts w:ascii="Consolas" w:hAnsi="Consolas"/>
-          <w:b/>
-          <w:bCs/>
-        </w:rPr>
-        <w:t>            if(arr[j]&lt;arr[min])</w:t>
-      </w:r>
-    </w:p>
-    <w:p>
-      <w:pPr>
-        <w:rPr>
-          <w:rFonts w:ascii="Consolas" w:hAnsi="Consolas"/>
-          <w:b/>
-          <w:bCs/>
-        </w:rPr>
-      </w:pPr>
-      <w:r>
-        <w:rPr>
-          <w:rFonts w:ascii="Consolas" w:hAnsi="Consolas"/>
-          <w:b/>
-          <w:bCs/>
-        </w:rPr>
-        <w:t>            min = j;</w:t>
-      </w:r>
-    </w:p>
-    <w:p>
-      <w:pPr>
-        <w:rPr>
-          <w:rFonts w:ascii="Consolas" w:hAnsi="Consolas"/>
-          <w:b/>
-          <w:bCs/>
-        </w:rPr>
-      </w:pPr>
-      <w:r>
-        <w:rPr>
-          <w:rFonts w:ascii="Consolas" w:hAnsi="Consolas"/>
-          <w:b/>
-          <w:bCs/>
-        </w:rPr>
-        <w:t>        }</w:t>
-      </w:r>
-    </w:p>
-    <w:p>
-      <w:pPr>
-        <w:rPr>
-          <w:rFonts w:ascii="Consolas" w:hAnsi="Consolas"/>
-          <w:b/>
-          <w:bCs/>
-        </w:rPr>
-      </w:pPr>
-      <w:r>
-        <w:rPr>
-          <w:rFonts w:ascii="Consolas" w:hAnsi="Consolas"/>
-          <w:b/>
-          <w:bCs/>
-        </w:rPr>
-        <w:t>        temp = arr[i];</w:t>
-      </w:r>
-    </w:p>
-    <w:p>
-      <w:pPr>
-        <w:rPr>
-          <w:rFonts w:ascii="Consolas" w:hAnsi="Consolas"/>
-          <w:b/>
-          <w:bCs/>
-        </w:rPr>
-      </w:pPr>
-      <w:r>
-        <w:rPr>
-          <w:rFonts w:ascii="Consolas" w:hAnsi="Consolas"/>
-          <w:b/>
-          <w:bCs/>
-        </w:rPr>
-        <w:t>        arr[i] = arr[min];</w:t>
-      </w:r>
-    </w:p>
-    <w:p>
-      <w:pPr>
-        <w:rPr>
-          <w:rFonts w:ascii="Consolas" w:hAnsi="Consolas"/>
-          <w:b/>
-          <w:bCs/>
-        </w:rPr>
-      </w:pPr>
-      <w:r>
-        <w:rPr>
-          <w:rFonts w:ascii="Consolas" w:hAnsi="Consolas"/>
-          <w:b/>
-          <w:bCs/>
-        </w:rPr>
-        <w:t>        arr[min] = temp;</w:t>
-      </w:r>
-    </w:p>
-    <w:p>
-      <w:pPr>
-        <w:rPr>
-          <w:rFonts w:ascii="Consolas" w:hAnsi="Consolas"/>
-          <w:b/>
-          <w:bCs/>
-        </w:rPr>
-      </w:pPr>
-      <w:r>
-        <w:rPr>
-          <w:rFonts w:ascii="Consolas" w:hAnsi="Consolas"/>
-          <w:b/>
-          <w:bCs/>
-        </w:rPr>
-        <w:lastRenderedPageBreak/>
-        <w:t>    }</w:t>
-      </w:r>
-    </w:p>
-    <w:p>
-      <w:pPr>
-        <w:rPr>
-          <w:rFonts w:ascii="Consolas" w:hAnsi="Consolas"/>
-          <w:b/>
-          <w:bCs/>
-        </w:rPr>
-      </w:pPr>
-      <w:r>
-        <w:rPr>
-          <w:rFonts w:ascii="Consolas" w:hAnsi="Consolas"/>
-          <w:b/>
-          <w:bCs/>
-        </w:rPr>
-        <w:t>    printf("Sorted successfully \n");</w:t>
-      </w:r>
-    </w:p>
-    <w:p>
-      <w:pPr>
-        <w:rPr>
-          <w:rFonts w:ascii="Consolas" w:hAnsi="Consolas"/>
-          <w:b/>
-          <w:bCs/>
-        </w:rPr>
-      </w:pPr>
-      <w:r>
-        <w:rPr>
-          <w:rFonts w:ascii="Consolas" w:hAnsi="Consolas"/>
-          <w:b/>
-          <w:bCs/>
-        </w:rPr>
-        <w:t>}</w:t>
-      </w:r>
-    </w:p>
-    <w:p>
-      <w:pPr>
-        <w:rPr>
-          <w:rFonts w:ascii="Consolas" w:hAnsi="Consolas"/>
-          <w:b/>
-          <w:bCs/>
-        </w:rPr>
-      </w:pPr>
-    </w:p>
-    <w:p>
-      <w:pPr>
-        <w:rPr>
-          <w:rFonts w:ascii="Consolas" w:hAnsi="Consolas"/>
-          <w:b/>
-          <w:bCs/>
-        </w:rPr>
-      </w:pPr>
-      <w:r>
-        <w:rPr>
-          <w:rFonts w:ascii="Consolas" w:hAnsi="Consolas"/>
-          <w:b/>
-          <w:bCs/>
-        </w:rPr>
-        <w:t>int main()</w:t>
-      </w:r>
-    </w:p>
-    <w:p>
-      <w:pPr>
-        <w:rPr>
-          <w:rFonts w:ascii="Consolas" w:hAnsi="Consolas"/>
-          <w:b/>
-          <w:bCs/>
-        </w:rPr>
-      </w:pPr>
-      <w:r>
-        <w:rPr>
-          <w:rFonts w:ascii="Consolas" w:hAnsi="Consolas"/>
-          <w:b/>
-          <w:bCs/>
-        </w:rPr>
-        <w:t>{</w:t>
-      </w:r>
-    </w:p>
-    <w:p>
-      <w:pPr>
-        <w:rPr>
-          <w:rFonts w:ascii="Consolas" w:hAnsi="Consolas"/>
-          <w:b/>
-          <w:bCs/>
-        </w:rPr>
-      </w:pPr>
-      <w:r>
-        <w:rPr>
-          <w:rFonts w:ascii="Consolas" w:hAnsi="Consolas"/>
-          <w:b/>
-          <w:bCs/>
-        </w:rPr>
-        <w:t>    int opr;</w:t>
-      </w:r>
-    </w:p>
-    <w:p>
-      <w:pPr>
-        <w:rPr>
-          <w:rFonts w:ascii="Consolas" w:hAnsi="Consolas"/>
-          <w:b/>
-          <w:bCs/>
-        </w:rPr>
-      </w:pPr>
-      <w:r>
-        <w:rPr>
-          <w:rFonts w:ascii="Consolas" w:hAnsi="Consolas"/>
-          <w:b/>
-          <w:bCs/>
-        </w:rPr>
-        <w:t>    do{</w:t>
-      </w:r>
-    </w:p>
-    <w:p>
-      <w:pPr>
-        <w:rPr>
-          <w:rFonts w:ascii="Consolas" w:hAnsi="Consolas"/>
-          <w:b/>
-          <w:bCs/>
-        </w:rPr>
-      </w:pPr>
-      <w:r>
-        <w:rPr>
-          <w:rFonts w:ascii="Consolas" w:hAnsi="Consolas"/>
-          <w:b/>
-          <w:bCs/>
-        </w:rPr>
-        <w:t>    printf("\nEnter 1 to insert element\n");</w:t>
-      </w:r>
-    </w:p>
-    <w:p>
-      <w:pPr>
-        <w:rPr>
-          <w:rFonts w:ascii="Consolas" w:hAnsi="Consolas"/>
-          <w:b/>
-          <w:bCs/>
-        </w:rPr>
-      </w:pPr>
-      <w:r>
-        <w:rPr>
-          <w:rFonts w:ascii="Consolas" w:hAnsi="Consolas"/>
-          <w:b/>
-          <w:bCs/>
-        </w:rPr>
-        <w:t>    printf("Enter 2 for display\n");</w:t>
-      </w:r>
-    </w:p>
-    <w:p>
-      <w:pPr>
-        <w:rPr>
-          <w:rFonts w:ascii="Consolas" w:hAnsi="Consolas"/>
-          <w:b/>
-          <w:bCs/>
-        </w:rPr>
-      </w:pPr>
-      <w:r>
-        <w:rPr>
-          <w:rFonts w:ascii="Consolas" w:hAnsi="Consolas"/>
-          <w:b/>
-          <w:bCs/>
-        </w:rPr>
-        <w:t>    printf("Enter 3 for Bubble Sort\n");</w:t>
-      </w:r>
-    </w:p>
-    <w:p>
-      <w:pPr>
-        <w:rPr>
-          <w:rFonts w:ascii="Consolas" w:hAnsi="Consolas"/>
-          <w:b/>
-          <w:bCs/>
-        </w:rPr>
-      </w:pPr>
-      <w:r>
-        <w:rPr>
-          <w:rFonts w:ascii="Consolas" w:hAnsi="Consolas"/>
-          <w:b/>
-          <w:bCs/>
-        </w:rPr>
-        <w:t>    printf("Enter 4 for insertion Sort\n");</w:t>
-      </w:r>
-    </w:p>
-    <w:p>
-      <w:pPr>
-        <w:rPr>
-          <w:rFonts w:ascii="Consolas" w:hAnsi="Consolas"/>
-          <w:b/>
-          <w:bCs/>
-        </w:rPr>
-      </w:pPr>
-      <w:r>
-        <w:rPr>
-          <w:rFonts w:ascii="Consolas" w:hAnsi="Consolas"/>
-          <w:b/>
-          <w:bCs/>
-        </w:rPr>
-        <w:t>    printf("Enter 5 for Selection sort\n");</w:t>
-      </w:r>
-    </w:p>
-    <w:p>
-      <w:pPr>
-        <w:rPr>
-          <w:rFonts w:ascii="Consolas" w:hAnsi="Consolas"/>
-          <w:b/>
-          <w:bCs/>
-        </w:rPr>
-      </w:pPr>
-      <w:r>
-        <w:rPr>
-          <w:rFonts w:ascii="Consolas" w:hAnsi="Consolas"/>
-          <w:b/>
-          <w:bCs/>
-        </w:rPr>
-        <w:t>    printf("Enter 6 for exit\n");</w:t>
-      </w:r>
-    </w:p>
-    <w:p>
-      <w:pPr>
-        <w:rPr>
-          <w:rFonts w:ascii="Consolas" w:hAnsi="Consolas"/>
-          <w:b/>
-          <w:bCs/>
-        </w:rPr>
-      </w:pPr>
-      <w:r>
-        <w:rPr>
-          <w:rFonts w:ascii="Consolas" w:hAnsi="Consolas"/>
-          <w:b/>
-          <w:bCs/>
-        </w:rPr>
-        <w:t>    printf("Enter the operation(1-6): ");</w:t>
-      </w:r>
-    </w:p>
-    <w:p>
-      <w:pPr>
-        <w:rPr>
-          <w:rFonts w:ascii="Consolas" w:hAnsi="Consolas"/>
-          <w:b/>
-          <w:bCs/>
-        </w:rPr>
-      </w:pPr>
-      <w:r>
-        <w:rPr>
-          <w:rFonts w:ascii="Consolas" w:hAnsi="Consolas"/>
-          <w:b/>
-          <w:bCs/>
-        </w:rPr>
-        <w:t>    scanf("%d", &amp;opr);</w:t>
-      </w:r>
-    </w:p>
-    <w:p>
-      <w:pPr>
-        <w:rPr>
-          <w:rFonts w:ascii="Consolas" w:hAnsi="Consolas"/>
-          <w:b/>
-          <w:bCs/>
-        </w:rPr>
-      </w:pPr>
-      <w:r>
-        <w:rPr>
-          <w:rFonts w:ascii="Consolas" w:hAnsi="Consolas"/>
-          <w:b/>
-          <w:bCs/>
-        </w:rPr>
-        <w:t>    switch (opr)</w:t>
-      </w:r>
-    </w:p>
-    <w:p>
-      <w:pPr>
-        <w:rPr>
-          <w:rFonts w:ascii="Consolas" w:hAnsi="Consolas"/>
-          <w:b/>
-          <w:bCs/>
-        </w:rPr>
-      </w:pPr>
-      <w:r>
-        <w:rPr>
-          <w:rFonts w:ascii="Consolas" w:hAnsi="Consolas"/>
-          <w:b/>
-          <w:bCs/>
-        </w:rPr>
-        <w:t>    {</w:t>
-      </w:r>
-    </w:p>
-    <w:p>
-      <w:pPr>
-        <w:rPr>
-          <w:rFonts w:ascii="Consolas" w:hAnsi="Consolas"/>
-          <w:b/>
-          <w:bCs/>
-        </w:rPr>
-      </w:pPr>
-      <w:r>
-        <w:rPr>
-          <w:rFonts w:ascii="Consolas" w:hAnsi="Consolas"/>
-          <w:b/>
-          <w:bCs/>
-        </w:rPr>
-        <w:t>    case 1:</w:t>
-      </w:r>
-    </w:p>
-    <w:p>
-      <w:pPr>
-        <w:rPr>
-          <w:rFonts w:ascii="Consolas" w:hAnsi="Consolas"/>
-          <w:b/>
-          <w:bCs/>
-        </w:rPr>
-      </w:pPr>
-      <w:r>
-        <w:rPr>
-          <w:rFonts w:ascii="Consolas" w:hAnsi="Consolas"/>
-          <w:b/>
-          <w:bCs/>
-        </w:rPr>
-        <w:t>        insertElement();</w:t>
-      </w:r>
-    </w:p>
-    <w:p>
-      <w:pPr>
-        <w:rPr>
-          <w:rFonts w:ascii="Consolas" w:hAnsi="Consolas"/>
-          <w:b/>
-          <w:bCs/>
-        </w:rPr>
-      </w:pPr>
-      <w:r>
-        <w:rPr>
-          <w:rFonts w:ascii="Consolas" w:hAnsi="Consolas"/>
-          <w:b/>
-          <w:bCs/>
-        </w:rPr>
-        <w:t>        break;</w:t>
-      </w:r>
-    </w:p>
-    <w:p>
-      <w:pPr>
-        <w:rPr>
-          <w:rFonts w:ascii="Consolas" w:hAnsi="Consolas"/>
-          <w:b/>
-          <w:bCs/>
-        </w:rPr>
-      </w:pPr>
-      <w:r>
-        <w:rPr>
-          <w:rFonts w:ascii="Consolas" w:hAnsi="Consolas"/>
-          <w:b/>
-          <w:bCs/>
-        </w:rPr>
-        <w:t>    case 2:</w:t>
-      </w:r>
-    </w:p>
-    <w:p>
-      <w:pPr>
-        <w:rPr>
-          <w:rFonts w:ascii="Consolas" w:hAnsi="Consolas"/>
-          <w:b/>
-          <w:bCs/>
-        </w:rPr>
-      </w:pPr>
-      <w:r>
-        <w:rPr>
-          <w:rFonts w:ascii="Consolas" w:hAnsi="Consolas"/>
-          <w:b/>
-          <w:bCs/>
-        </w:rPr>
-        <w:t>        displayElement();</w:t>
-      </w:r>
-    </w:p>
-    <w:p>
-      <w:pPr>
-        <w:rPr>
-          <w:rFonts w:ascii="Consolas" w:hAnsi="Consolas"/>
-          <w:b/>
-          <w:bCs/>
-        </w:rPr>
-      </w:pPr>
-      <w:r>
-        <w:rPr>
-          <w:rFonts w:ascii="Consolas" w:hAnsi="Consolas"/>
-          <w:b/>
-          <w:bCs/>
-        </w:rPr>
-        <w:t>        break;</w:t>
-      </w:r>
-    </w:p>
-    <w:p>
-      <w:pPr>
-        <w:rPr>
-          <w:rFonts w:ascii="Consolas" w:hAnsi="Consolas"/>
-          <w:b/>
-          <w:bCs/>
-        </w:rPr>
-      </w:pPr>
-      <w:r>
-        <w:rPr>
-          <w:rFonts w:ascii="Consolas" w:hAnsi="Consolas"/>
-          <w:b/>
-          <w:bCs/>
-        </w:rPr>
-        <w:t>    case 3:</w:t>
-      </w:r>
-    </w:p>
-    <w:p>
-      <w:pPr>
-        <w:rPr>
-          <w:rFonts w:ascii="Consolas" w:hAnsi="Consolas"/>
-          <w:b/>
-          <w:bCs/>
-        </w:rPr>
-      </w:pPr>
-      <w:r>
-        <w:rPr>
-          <w:rFonts w:ascii="Consolas" w:hAnsi="Consolas"/>
-          <w:b/>
-          <w:bCs/>
-        </w:rPr>
-        <w:t>        bubbleSort();</w:t>
-      </w:r>
-    </w:p>
-    <w:p>
-      <w:pPr>
-        <w:rPr>
-          <w:rFonts w:ascii="Consolas" w:hAnsi="Consolas"/>
-          <w:b/>
-          <w:bCs/>
-        </w:rPr>
-      </w:pPr>
-      <w:r>
-        <w:rPr>
-          <w:rFonts w:ascii="Consolas" w:hAnsi="Consolas"/>
-          <w:b/>
-          <w:bCs/>
-        </w:rPr>
-        <w:t>        break;</w:t>
-      </w:r>
-    </w:p>
-    <w:p>
-      <w:pPr>
-        <w:rPr>
-          <w:rFonts w:ascii="Consolas" w:hAnsi="Consolas"/>
-          <w:b/>
-          <w:bCs/>
-        </w:rPr>
-      </w:pPr>
-      <w:r>
-        <w:rPr>
-          <w:rFonts w:ascii="Consolas" w:hAnsi="Consolas"/>
-          <w:b/>
-          <w:bCs/>
-        </w:rPr>
-        <w:lastRenderedPageBreak/>
-        <w:t>    case 4:</w:t>
-      </w:r>
-    </w:p>
-    <w:p>
-      <w:pPr>
-        <w:rPr>
-          <w:rFonts w:ascii="Consolas" w:hAnsi="Consolas"/>
-          <w:b/>
-          <w:bCs/>
-        </w:rPr>
-      </w:pPr>
-      <w:r>
-        <w:rPr>
-          <w:rFonts w:ascii="Consolas" w:hAnsi="Consolas"/>
-          <w:b/>
-          <w:bCs/>
-        </w:rPr>
-        <w:t>        insertionSort();</w:t>
-      </w:r>
-    </w:p>
-    <w:p>
-      <w:pPr>
-        <w:rPr>
-          <w:rFonts w:ascii="Consolas" w:hAnsi="Consolas"/>
-          <w:b/>
-          <w:bCs/>
-        </w:rPr>
-      </w:pPr>
-      <w:r>
-        <w:rPr>
-          <w:rFonts w:ascii="Consolas" w:hAnsi="Consolas"/>
-          <w:b/>
-          <w:bCs/>
-        </w:rPr>
-        <w:t>        break;</w:t>
-      </w:r>
-    </w:p>
-    <w:p>
-      <w:pPr>
-        <w:rPr>
-          <w:rFonts w:ascii="Consolas" w:hAnsi="Consolas"/>
-          <w:b/>
-          <w:bCs/>
-        </w:rPr>
-      </w:pPr>
-      <w:r>
-        <w:rPr>
-          <w:rFonts w:ascii="Consolas" w:hAnsi="Consolas"/>
-          <w:b/>
-          <w:bCs/>
-        </w:rPr>
-        <w:t>    case 5:</w:t>
-      </w:r>
-    </w:p>
-    <w:p>
-      <w:pPr>
-        <w:rPr>
-          <w:rFonts w:ascii="Consolas" w:hAnsi="Consolas"/>
-          <w:b/>
-          <w:bCs/>
-        </w:rPr>
-      </w:pPr>
-      <w:r>
-        <w:rPr>
-          <w:rFonts w:ascii="Consolas" w:hAnsi="Consolas"/>
-          <w:b/>
-          <w:bCs/>
-        </w:rPr>
-        <w:t>        selectionSort();</w:t>
-      </w:r>
-    </w:p>
-    <w:p>
-      <w:pPr>
-        <w:rPr>
-          <w:rFonts w:ascii="Consolas" w:hAnsi="Consolas"/>
-          <w:b/>
-          <w:bCs/>
-        </w:rPr>
-      </w:pPr>
-      <w:r>
-        <w:rPr>
-          <w:rFonts w:ascii="Consolas" w:hAnsi="Consolas"/>
-          <w:b/>
-          <w:bCs/>
-        </w:rPr>
-        <w:t>        break;</w:t>
-      </w:r>
-    </w:p>
-    <w:p>
-      <w:pPr>
-        <w:rPr>
-          <w:rFonts w:ascii="Consolas" w:hAnsi="Consolas"/>
-          <w:b/>
-          <w:bCs/>
-        </w:rPr>
-      </w:pPr>
-      <w:r>
-        <w:rPr>
-          <w:rFonts w:ascii="Consolas" w:hAnsi="Consolas"/>
-          <w:b/>
-          <w:bCs/>
-        </w:rPr>
-        <w:t>    case 6:</w:t>
-      </w:r>
-    </w:p>
-    <w:p>
-      <w:pPr>
-        <w:rPr>
-          <w:rFonts w:ascii="Consolas" w:hAnsi="Consolas"/>
-          <w:b/>
-          <w:bCs/>
-        </w:rPr>
-      </w:pPr>
-      <w:r>
-        <w:rPr>
-          <w:rFonts w:ascii="Consolas" w:hAnsi="Consolas"/>
-          <w:b/>
-          <w:bCs/>
-        </w:rPr>
-        <w:t>        printf("Exit successfully\n");</w:t>
-      </w:r>
-    </w:p>
-    <w:p>
-      <w:pPr>
-        <w:rPr>
-          <w:rFonts w:ascii="Consolas" w:hAnsi="Consolas"/>
-          <w:b/>
-          <w:bCs/>
-        </w:rPr>
-      </w:pPr>
-      <w:r>
-        <w:rPr>
-          <w:rFonts w:ascii="Consolas" w:hAnsi="Consolas"/>
-          <w:b/>
-          <w:bCs/>
-        </w:rPr>
-        <w:t>        break;</w:t>
-      </w:r>
-    </w:p>
-    <w:p>
-      <w:pPr>
-        <w:rPr>
-          <w:rFonts w:ascii="Consolas" w:hAnsi="Consolas"/>
-          <w:b/>
-          <w:bCs/>
-        </w:rPr>
-      </w:pPr>
-      <w:r>
-        <w:rPr>
-          <w:rFonts w:ascii="Consolas" w:hAnsi="Consolas"/>
-          <w:b/>
-          <w:bCs/>
-        </w:rPr>
-        <w:t>    default:</w:t>
-      </w:r>
-    </w:p>
-    <w:p>
-      <w:pPr>
-        <w:rPr>
-          <w:rFonts w:ascii="Consolas" w:hAnsi="Consolas"/>
-          <w:b/>
-          <w:bCs/>
-        </w:rPr>
-      </w:pPr>
-      <w:r>
-        <w:rPr>
-          <w:rFonts w:ascii="Consolas" w:hAnsi="Consolas"/>
-          <w:b/>
-          <w:bCs/>
-        </w:rPr>
-        <w:t>        printf("Please Enter a valid operation\n");</w:t>
-      </w:r>
-    </w:p>
-    <w:p>
-      <w:pPr>
-        <w:rPr>
-          <w:rFonts w:ascii="Consolas" w:hAnsi="Consolas"/>
-          <w:b/>
-          <w:bCs/>
-        </w:rPr>
-      </w:pPr>
-      <w:r>
-        <w:rPr>
-          <w:rFonts w:ascii="Consolas" w:hAnsi="Consolas"/>
-          <w:b/>
-          <w:bCs/>
-        </w:rPr>
-        <w:t>        break;</w:t>
-      </w:r>
-    </w:p>
-    <w:p>
-      <w:pPr>
-        <w:rPr>
-          <w:rFonts w:ascii="Consolas" w:hAnsi="Consolas"/>
-          <w:b/>
-          <w:bCs/>
-        </w:rPr>
-      </w:pPr>
-      <w:r>
-        <w:rPr>
-          <w:rFonts w:ascii="Consolas" w:hAnsi="Consolas"/>
-          <w:b/>
-          <w:bCs/>
-        </w:rPr>
-        <w:t>    }</w:t>
-      </w:r>
-    </w:p>
-    <w:p>
-      <w:pPr>
-        <w:rPr>
-          <w:rFonts w:ascii="Consolas" w:hAnsi="Consolas"/>
-          <w:b/>
-          <w:bCs/>
-        </w:rPr>
-      </w:pPr>
-      <w:r>
-        <w:rPr>
-          <w:rFonts w:ascii="Consolas" w:hAnsi="Consolas"/>
-          <w:b/>
-          <w:bCs/>
-        </w:rPr>
-        <w:t>    }while(opr!=6);</w:t>
+        <w:t xml:space="preserve">    </w:t>
+      </w:r>
+      <w:proofErr w:type="gramStart"/>
+      <w:r>
+        <w:rPr>
+          <w:rFonts w:ascii="Consolas" w:hAnsi="Consolas"/>
+          <w:b/>
+          <w:bCs/>
+        </w:rPr>
+        <w:t>}while</w:t>
+      </w:r>
+      <w:proofErr w:type="gramEnd"/>
+      <w:r>
+        <w:rPr>
+          <w:rFonts w:ascii="Consolas" w:hAnsi="Consolas"/>
+          <w:b/>
+          <w:bCs/>
+        </w:rPr>
+        <w:t>(</w:t>
+      </w:r>
+      <w:proofErr w:type="spellStart"/>
+      <w:proofErr w:type="gramStart"/>
+      <w:r>
+        <w:rPr>
+          <w:rFonts w:ascii="Consolas" w:hAnsi="Consolas"/>
+          <w:b/>
+          <w:bCs/>
+        </w:rPr>
+        <w:t>opr</w:t>
+      </w:r>
+      <w:proofErr w:type="spellEnd"/>
+      <w:r>
+        <w:rPr>
+          <w:rFonts w:ascii="Consolas" w:hAnsi="Consolas"/>
+          <w:b/>
+          <w:bCs/>
+        </w:rPr>
+        <w:t>!=</w:t>
+      </w:r>
+      <w:proofErr w:type="gramEnd"/>
+      <w:r>
+        <w:rPr>
+          <w:rFonts w:ascii="Consolas" w:hAnsi="Consolas"/>
+          <w:b/>
+          <w:bCs/>
+        </w:rPr>
+        <w:t>6);</w:t>
       </w:r>
     </w:p>
     <w:p>
@@ -3007,7 +5290,6 @@
           <w:sz w:val="28"/>
           <w:szCs w:val="28"/>
         </w:rPr>
-        <w:lastRenderedPageBreak/>
         <w:t>Output:</w:t>
       </w:r>
     </w:p>
@@ -3044,7 +5326,7 @@
                     <pic:cNvPicPr/>
                   </pic:nvPicPr>
                   <pic:blipFill>
-                    <a:blip r:embed="rId7"/>
+                    <a:blip r:embed="rId8"/>
                     <a:stretch>
                       <a:fillRect/>
                     </a:stretch>
@@ -3096,6 +5378,7 @@
           <w:sz w:val="28"/>
           <w:szCs w:val="28"/>
         </w:rPr>
+        <w:lastRenderedPageBreak/>
         <w:drawing>
           <wp:inline distT="0" distB="0" distL="0" distR="0" wp14:anchorId="04797AB0" wp14:editId="06F8B526">
             <wp:extent cx="3145449" cy="3634740"/>
@@ -3112,7 +5395,7 @@
                     <pic:cNvPicPr/>
                   </pic:nvPicPr>
                   <pic:blipFill>
-                    <a:blip r:embed="rId8"/>
+                    <a:blip r:embed="rId9"/>
                     <a:stretch>
                       <a:fillRect/>
                     </a:stretch>
@@ -3181,7 +5464,7 @@
                     <pic:cNvPicPr/>
                   </pic:nvPicPr>
                   <pic:blipFill>
-                    <a:blip r:embed="rId9"/>
+                    <a:blip r:embed="rId10"/>
                     <a:stretch>
                       <a:fillRect/>
                     </a:stretch>
@@ -3249,7 +5532,7 @@
                     <pic:cNvPicPr/>
                   </pic:nvPicPr>
                   <pic:blipFill>
-                    <a:blip r:embed="rId10"/>
+                    <a:blip r:embed="rId11"/>
                     <a:stretch>
                       <a:fillRect/>
                     </a:stretch>
@@ -3339,7 +5622,15 @@
         <w:jc w:val="both"/>
       </w:pPr>
       <w:r>
-        <w:t>In this lab, Bubble Sort, Selection Sort, and Insertion Sort were implemented successfully. The analysis shows that, in the worst case, all three sorting algorithms have a time complexity of O(n²) and require O(1) auxiliary space. Hence, these algorithms are suitable for learning purposes but are not efficient for large datasets.</w:t>
+        <w:t xml:space="preserve">In this lab, Bubble Sort, Selection Sort, and Insertion Sort were implemented successfully. The analysis shows that, in the worst case, all three sorting algorithms have a time complexity of O(n²) and require </w:t>
+      </w:r>
+      <w:proofErr w:type="gramStart"/>
+      <w:r>
+        <w:t>O(</w:t>
+      </w:r>
+      <w:proofErr w:type="gramEnd"/>
+      <w:r>
+        <w:t>1) auxiliary space. Hence, these algorithms are suitable for learning purposes but are not efficient for large datasets.</w:t>
       </w:r>
     </w:p>
     <w:sectPr>
